--- a/viewpoint_planner/docs/viewpoint_planner_teknik_rapor.docx
+++ b/viewpoint_planner/docs/viewpoint_planner_teknik_rapor.docx
@@ -4,15 +4,450 @@
   <w:body>
     <w:p>
       <w:pPr>
+        <w:pStyle w:val="Title"/>
+      </w:pPr>
+      <w:r>
+        <w:t>Tek-Kol UR10e ile Şasi Muayenesi</w:t>
+      </w:r>
+    </w:p>
+    <w:p>
+      <w:pPr>
+        <w:pStyle w:val="Subtitle"/>
+      </w:pPr>
+      <w:r>
+        <w:t>viewpoint_planner paketi — Bakış-Noktası Planlama, Sıralama ve Gerçek Robot Yürütmesi — Teknik Rapor</w:t>
+      </w:r>
+    </w:p>
+    <w:p>
+      <w:r>
+        <w:rPr>
+          <w:b/>
+        </w:rPr>
+        <w:t>Revizyon 2 — 12 Eylül 2026    |    Hazırlayan: Cem Süha Yılmaz    |    ROS 2 Humble / MoveIt 2</w:t>
+      </w:r>
+    </w:p>
+    <w:p>
+      <w:r>
+        <w:t>Revizyon 1 (17 Ağustos 2026) paketin ilk halini figürsüz olarak belgeliyordu. Bu revizyon, Eylül 2026'da yapılan büyük çalışmayı ekler: paket, iki kollu multirobot_viewpoint_planner ile aynı mühendislik seviyesine çekildi (ortak yürütücü temeli, trajectory cache, sahne eşleme, eklem-uzayı sıralaması) ve senaryo GERÇEK ROBOTLA baştan sona koşturuldu. Rapordaki sayılar plan dosyasından, yapılandırmadan ve koşunun octomap çıktısından üretim anında yeniden okunur.</w:t>
+      </w:r>
+    </w:p>
+    <w:p>
+      <w:pPr>
+        <w:pStyle w:val="Heading1"/>
+      </w:pPr>
+      <w:r>
+        <w:t>1. Yönetici Özeti</w:t>
+      </w:r>
+    </w:p>
+    <w:tbl>
+      <w:tblPr>
+        <w:tblStyle w:val="LightGrid-Accent1"/>
+        <w:tblW w:type="auto" w:w="0"/>
+        <w:tblLook w:firstColumn="1" w:firstRow="1" w:lastColumn="0" w:lastRow="0" w:noHBand="0" w:noVBand="1" w:val="04A0"/>
+      </w:tblPr>
+      <w:tblGrid>
+        <w:gridCol w:w="4320"/>
+        <w:gridCol w:w="4320"/>
+      </w:tblGrid>
+      <w:tr>
+        <w:tc>
+          <w:tcPr>
+            <w:tcW w:type="dxa" w:w="4320"/>
+          </w:tcPr>
+          <w:p>
+            <w:r>
+              <w:t>Ölçü</w:t>
+            </w:r>
+          </w:p>
+        </w:tc>
+        <w:tc>
+          <w:tcPr>
+            <w:tcW w:type="dxa" w:w="4320"/>
+          </w:tcPr>
+          <w:p>
+            <w:r>
+              <w:t>Değer</w:t>
+            </w:r>
+          </w:p>
+        </w:tc>
+      </w:tr>
+      <w:tr>
+        <w:tc>
+          <w:tcPr>
+            <w:tcW w:type="dxa" w:w="4320"/>
+          </w:tcPr>
+          <w:p>
+            <w:r>
+              <w:t>Kol</w:t>
+            </w:r>
+          </w:p>
+        </w:tc>
+        <w:tc>
+          <w:tcPr>
+            <w:tcW w:type="dxa" w:w="4320"/>
+          </w:tcPr>
+          <w:p>
+            <w:r>
+              <w:t>UR10e, 2 m Festo lineer rayı üzerinde (MoveIt grubu real_ur10e)</w:t>
+            </w:r>
+          </w:p>
+        </w:tc>
+      </w:tr>
+      <w:tr>
+        <w:tc>
+          <w:tcPr>
+            <w:tcW w:type="dxa" w:w="4320"/>
+          </w:tcPr>
+          <w:p>
+            <w:r>
+              <w:t>Sensör</w:t>
+            </w:r>
+          </w:p>
+        </w:tc>
+        <w:tc>
+          <w:tcPr>
+            <w:tcW w:type="dxa" w:w="4320"/>
+          </w:tcPr>
+          <w:p>
+            <w:r>
+              <w:t>SICK TIM/Visionary ToF (ur10e_sick_optical_frame)</w:t>
+            </w:r>
+          </w:p>
+        </w:tc>
+      </w:tr>
+      <w:tr>
+        <w:tc>
+          <w:tcPr>
+            <w:tcW w:type="dxa" w:w="4320"/>
+          </w:tcPr>
+          <w:p>
+            <w:r>
+              <w:t>Plandaki bakış-noktası</w:t>
+            </w:r>
+          </w:p>
+        </w:tc>
+        <w:tc>
+          <w:tcPr>
+            <w:tcW w:type="dxa" w:w="4320"/>
+          </w:tcPr>
+          <w:p>
+            <w:r>
+              <w:t>26</w:t>
+            </w:r>
+          </w:p>
+        </w:tc>
+      </w:tr>
+      <w:tr>
+        <w:tc>
+          <w:tcPr>
+            <w:tcW w:type="dxa" w:w="4320"/>
+          </w:tcPr>
+          <w:p>
+            <w:r>
+              <w:t>Planlayıcı tahmini kaplama</w:t>
+            </w:r>
+          </w:p>
+        </w:tc>
+        <w:tc>
+          <w:tcPr>
+            <w:tcW w:type="dxa" w:w="4320"/>
+          </w:tcPr>
+          <w:p>
+            <w:r>
+              <w:t>%59.6</w:t>
+            </w:r>
+          </w:p>
+        </w:tc>
+      </w:tr>
+      <w:tr>
+        <w:tc>
+          <w:tcPr>
+            <w:tcW w:type="dxa" w:w="4320"/>
+          </w:tcPr>
+          <w:p>
+            <w:r>
+              <w:t>Gerçek robot octomap kaplaması</w:t>
+            </w:r>
+          </w:p>
+        </w:tc>
+        <w:tc>
+          <w:tcPr>
+            <w:tcW w:type="dxa" w:w="4320"/>
+          </w:tcPr>
+          <w:p>
+            <w:r>
+              <w:t>%81.3 (12881/15842 voksel)</w:t>
+            </w:r>
+          </w:p>
+        </w:tc>
+      </w:tr>
+      <w:tr>
+        <w:tc>
+          <w:tcPr>
+            <w:tcW w:type="dxa" w:w="4320"/>
+          </w:tcPr>
+          <w:p>
+            <w:r>
+              <w:t>Simülasyon octomap kaplaması</w:t>
+            </w:r>
+          </w:p>
+        </w:tc>
+        <w:tc>
+          <w:tcPr>
+            <w:tcW w:type="dxa" w:w="4320"/>
+          </w:tcPr>
+          <w:p>
+            <w:r>
+              <w:t>%92.3</w:t>
+            </w:r>
+          </w:p>
+        </w:tc>
+      </w:tr>
+      <w:tr>
+        <w:tc>
+          <w:tcPr>
+            <w:tcW w:type="dxa" w:w="4320"/>
+          </w:tcPr>
+          <w:p>
+            <w:r>
+              <w:t>Turun toplam eklem yolu</w:t>
+            </w:r>
+          </w:p>
+        </w:tc>
+        <w:tc>
+          <w:tcPr>
+            <w:tcW w:type="dxa" w:w="4320"/>
+          </w:tcPr>
+          <w:p>
+            <w:r>
+              <w:t>5706° eşdeğer (ray 1 m = 2 rad sayılarak)</w:t>
+            </w:r>
+          </w:p>
+        </w:tc>
+      </w:tr>
+      <w:tr>
+        <w:tc>
+          <w:tcPr>
+            <w:tcW w:type="dxa" w:w="4320"/>
+          </w:tcPr>
+          <w:p>
+            <w:r>
+              <w:t>Bakış-noktası yükseklik aralığı</w:t>
+            </w:r>
+          </w:p>
+        </w:tc>
+        <w:tc>
+          <w:tcPr>
+            <w:tcW w:type="dxa" w:w="4320"/>
+          </w:tcPr>
+          <w:p>
+            <w:r>
+              <w:t>0.32 … 2.12 m</w:t>
+            </w:r>
+          </w:p>
+        </w:tc>
+      </w:tr>
+      <w:tr>
+        <w:tc>
+          <w:tcPr>
+            <w:tcW w:type="dxa" w:w="4320"/>
+          </w:tcPr>
+          <w:p>
+            <w:r>
+              <w:t>Atlanan bakış-noktası</w:t>
+            </w:r>
+          </w:p>
+        </w:tc>
+        <w:tc>
+          <w:tcPr>
+            <w:tcW w:type="dxa" w:w="4320"/>
+          </w:tcPr>
+          <w:p>
+            <w:r>
+              <w:t>vp_032, vp_030</w:t>
+            </w:r>
+          </w:p>
+        </w:tc>
+      </w:tr>
+    </w:tbl>
+    <w:p/>
+    <w:p>
+      <w:r>
+        <w:t>Tek cümlelik sonuç: paket, şasinin UR10e'nin ulaşabildiği yüzeyini gerçek donanımda %81.3 oranında kaplayan, tekrarlanabilir (kayıt-ve-oynat) bir muayene turu üretiyor. Aynı şasi iki kolla koşturulduğunda kaplama %86.5'e çıkıyor; aradaki 5.2 puan, ikinci kolun ölçülen katkısıdır (bölüm 8).</w:t>
+      </w:r>
+    </w:p>
+    <w:p>
+      <w:pPr>
+        <w:pStyle w:val="Heading1"/>
+      </w:pPr>
+      <w:r>
+        <w:t>2. Planlama Hattı</w:t>
+      </w:r>
+    </w:p>
+    <w:p>
+      <w:r>
+        <w:t>Hat dört aşamalıdır ve her aşama bir sonrakinin girdisini üretir:</w:t>
+      </w:r>
+    </w:p>
+    <w:tbl>
+      <w:tblPr>
+        <w:tblStyle w:val="LightGrid-Accent1"/>
+        <w:tblW w:type="auto" w:w="0"/>
+        <w:tblLook w:firstColumn="1" w:firstRow="1" w:lastColumn="0" w:lastRow="0" w:noHBand="0" w:noVBand="1" w:val="04A0"/>
+      </w:tblPr>
+      <w:tblGrid>
+        <w:gridCol w:w="4320"/>
+        <w:gridCol w:w="4320"/>
+      </w:tblGrid>
+      <w:tr>
+        <w:tc>
+          <w:tcPr>
+            <w:tcW w:type="dxa" w:w="4320"/>
+          </w:tcPr>
+          <w:p>
+            <w:r>
+              <w:t>Aşama</w:t>
+            </w:r>
+          </w:p>
+        </w:tc>
+        <w:tc>
+          <w:tcPr>
+            <w:tcW w:type="dxa" w:w="4320"/>
+          </w:tcPr>
+          <w:p>
+            <w:r>
+              <w:t>Ne yapar</w:t>
+            </w:r>
+          </w:p>
+        </w:tc>
+      </w:tr>
+      <w:tr>
+        <w:tc>
+          <w:tcPr>
+            <w:tcW w:type="dxa" w:w="4320"/>
+          </w:tcPr>
+          <w:p>
+            <w:r>
+              <w:t>Hedef örnekleme</w:t>
+            </w:r>
+          </w:p>
+        </w:tc>
+        <w:tc>
+          <w:tcPr>
+            <w:tcW w:type="dxa" w:w="4320"/>
+          </w:tcPr>
+          <w:p>
+            <w:r>
+              <w:t>Şasi mesh'i yüzey noktalarına örneklenir; her noktanın normali saklanır.</w:t>
+            </w:r>
+          </w:p>
+        </w:tc>
+      </w:tr>
+      <w:tr>
+        <w:tc>
+          <w:tcPr>
+            <w:tcW w:type="dxa" w:w="4320"/>
+          </w:tcPr>
+          <w:p>
+            <w:r>
+              <w:t>Aday üretimi</w:t>
+            </w:r>
+          </w:p>
+        </w:tc>
+        <w:tc>
+          <w:tcPr>
+            <w:tcW w:type="dxa" w:w="4320"/>
+          </w:tcPr>
+          <w:p>
+            <w:r>
+              <w:t>Her hedef nokta için normali boyunca farklı mesafe ve eğimlerde kamera pozları önerilir (viewpoint_distances, tilt_variations).</w:t>
+            </w:r>
+          </w:p>
+        </w:tc>
+      </w:tr>
+      <w:tr>
+        <w:tc>
+          <w:tcPr>
+            <w:tcW w:type="dxa" w:w="4320"/>
+          </w:tcPr>
+          <w:p>
+            <w:r>
+              <w:t>Görünürlük</w:t>
+            </w:r>
+          </w:p>
+        </w:tc>
+        <w:tc>
+          <w:tcPr>
+            <w:tcW w:type="dxa" w:w="4320"/>
+          </w:tcPr>
+          <w:p>
+            <w:r>
+              <w:t>Bir adayın hangi hedefleri gerçekten gördüğü katı bir sensör modeliyle hesaplanır: FOV, menzil, geliş açısı ve occlusion.</w:t>
+            </w:r>
+          </w:p>
+        </w:tc>
+      </w:tr>
+      <w:tr>
+        <w:tc>
+          <w:tcPr>
+            <w:tcW w:type="dxa" w:w="4320"/>
+          </w:tcPr>
+          <w:p>
+            <w:r>
+              <w:t>Küme kapsama (set cover)</w:t>
+            </w:r>
+          </w:p>
+        </w:tc>
+        <w:tc>
+          <w:tcPr>
+            <w:tcW w:type="dxa" w:w="4320"/>
+          </w:tcPr>
+          <w:p>
+            <w:r>
+              <w:t>Greedy seçim: her adımda en çok YENİ nokta getiren aday alınır; marjinal kazanç tabanın altına düşünce durulur.</w:t>
+            </w:r>
+          </w:p>
+        </w:tc>
+      </w:tr>
+    </w:tbl>
+    <w:p/>
+    <w:p>
+      <w:pPr>
         <w:jc w:val="center"/>
       </w:pPr>
       <w:r>
-        <w:rPr>
-          <w:b/>
-          <w:color w:val="1F4E79"/>
-          <w:sz w:val="52"/>
-        </w:rPr>
-        <w:t>viewpoint_planner Paketi</w:t>
+        <w:drawing>
+          <wp:inline xmlns:a="http://schemas.openxmlformats.org/drawingml/2006/main" xmlns:pic="http://schemas.openxmlformats.org/drawingml/2006/picture">
+            <wp:extent cx="5394960" cy="2600341"/>
+            <wp:docPr id="1" name="Picture 1"/>
+            <wp:cNvGraphicFramePr>
+              <a:graphicFrameLocks noChangeAspect="1"/>
+            </wp:cNvGraphicFramePr>
+            <a:graphic>
+              <a:graphicData uri="http://schemas.openxmlformats.org/drawingml/2006/picture">
+                <pic:pic>
+                  <pic:nvPicPr>
+                    <pic:cNvPr id="0" name="fig_vp_gain.png"/>
+                    <pic:cNvPicPr/>
+                  </pic:nvPicPr>
+                  <pic:blipFill>
+                    <a:blip r:embed="rId9"/>
+                    <a:stretch>
+                      <a:fillRect/>
+                    </a:stretch>
+                  </pic:blipFill>
+                  <pic:spPr>
+                    <a:xfrm>
+                      <a:off x="0" y="0"/>
+                      <a:ext cx="5394960" cy="2600341"/>
+                    </a:xfrm>
+                    <a:prstGeom prst="rect"/>
+                  </pic:spPr>
+                </pic:pic>
+              </a:graphicData>
+            </a:graphic>
+          </wp:inline>
+        </w:drawing>
       </w:r>
     </w:p>
     <w:p>
@@ -22,762 +457,16 @@
       <w:r>
         <w:rPr>
           <w:i/>
-          <w:sz w:val="28"/>
+          <w:color w:val="555555"/>
+          <w:sz w:val="17"/>
         </w:rPr>
-        <w:t>Şase Kalite Kontrol Muayenesi için Uçtan Uca Teknik Rapor</w:t>
-      </w:r>
-    </w:p>
-    <w:p>
-      <w:pPr>
-        <w:jc w:val="center"/>
-      </w:pPr>
-      <w:r>
-        <w:rPr>
-          <w:color w:val="555555"/>
-          <w:sz w:val="21"/>
-        </w:rPr>
-        <w:t>Viewpoint Planning + Inspection Execution</w:t>
-        <w:br/>
-        <w:t>ROS 2 Humble · UR10e (7-DOF: lineer ray + 6 eksen) · SICK Visionary-T Mini</w:t>
-      </w:r>
-    </w:p>
-    <w:p/>
-    <w:p>
-      <w:pPr>
-        <w:pStyle w:val="Heading1"/>
-      </w:pPr>
-      <w:r>
-        <w:rPr>
-          <w:color w:val="1F4E79"/>
-        </w:rPr>
-        <w:t>1. Giriş ve Amaç</w:t>
-      </w:r>
-    </w:p>
-    <w:p>
-      <w:pPr>
-        <w:spacing w:after="120"/>
-      </w:pPr>
-      <w:r>
-        <w:rPr>
-          <w:b w:val="0"/>
-          <w:i w:val="0"/>
-        </w:rPr>
-        <w:t>viewpoint_planner paketi, bir UR10e robot koluna monte edilmiş SICK Visionary-T Mini derinlik kamerasıyla bir aracın şasesinin (chassis) otomatik kalite kontrol muayenesini planlayan ve yürüten bir ROS 2 Humble paketidir. Sistem iki bağımsız fazdan oluşur:</w:t>
-      </w:r>
-    </w:p>
-    <w:p>
-      <w:pPr>
-        <w:pStyle w:val="ListBullet"/>
-        <w:spacing w:after="40"/>
-      </w:pPr>
-      <w:r/>
-      <w:r>
-        <w:rPr>
-          <w:b/>
-        </w:rPr>
-        <w:t>Faz 1 – Viewpoint Planning:</w:t>
-      </w:r>
-      <w:r>
-        <w:t xml:space="preserve"> Şasenin CAD mesh'i (chassis.stl) analiz edilir, kameranın yüzeyi eksiksiz görebileceği en verimli az sayıda bakış noktası (viewpoint) hesaplanır ve robotun ulaşabildiği çözümler bir JSON plan dosyasına yazılır.</w:t>
-      </w:r>
-    </w:p>
-    <w:p>
-      <w:pPr>
-        <w:pStyle w:val="ListBullet"/>
-        <w:spacing w:after="40"/>
-      </w:pPr>
-      <w:r/>
-      <w:r>
-        <w:rPr>
-          <w:b/>
-        </w:rPr>
-        <w:t>Faz 2 – Inspection Execution:</w:t>
-      </w:r>
-      <w:r>
-        <w:t xml:space="preserve"> Plan dosyasındaki her viewpoint'e robot sırayla götürülür, her durakta nokta bulutu (point cloud) yakalanıp dünya çerçevesine dönüştürülür ve OctoMap üretimi için diske kaydedilir.</w:t>
-      </w:r>
-    </w:p>
-    <w:p>
-      <w:pPr>
-        <w:spacing w:after="120"/>
-      </w:pPr>
-      <w:r>
-        <w:rPr>
-          <w:b w:val="0"/>
-          <w:i w:val="0"/>
-        </w:rPr>
-        <w:t>Bu rapor her iki fazı adım adım, ilgili modüller, algoritmalar ve parametrelerle birlikte detaylandırır. Amaç; tek robotlu (solo) muayene sonuçlarının, ileride çok robotlu (UR10e + Kawasaki) senaryoyla karşılaştırılabilmesi için sağlam ve tekrarlanabilir bir temel oluşturmaktır.</w:t>
-      </w:r>
-    </w:p>
-    <w:p>
-      <w:pPr>
-        <w:pStyle w:val="Heading1"/>
-      </w:pPr>
-      <w:r>
-        <w:rPr>
-          <w:color w:val="1F4E79"/>
-        </w:rPr>
-        <w:t>2. Paket Yapısı ve Bileşenler</w:t>
-      </w:r>
-    </w:p>
-    <w:p>
-      <w:pPr>
-        <w:spacing w:after="120"/>
-      </w:pPr>
-      <w:r>
-        <w:rPr>
-          <w:b w:val="0"/>
-          <w:i w:val="0"/>
-        </w:rPr>
-        <w:t>Paket bir ament_python paketidir. Başlıca kaynak modülleri ve rolleri:</w:t>
+        <w:t>Şekil 1: Azalan getiri eğrisi. Çubuklar her bakış-noktasının getirdiği yeni nokta sayısı, kırmızı çizgi birikimli kaplama. Bakış-noktası sayısını elle seçilen bir kap değil, marjinal kazanç tabanı belirler.</w:t>
       </w:r>
     </w:p>
     <w:tbl>
       <w:tblPr>
         <w:tblStyle w:val="LightGrid-Accent1"/>
         <w:tblW w:type="auto" w:w="0"/>
-        <w:jc w:val="center"/>
-        <w:tblLook w:firstColumn="1" w:firstRow="1" w:lastColumn="0" w:lastRow="0" w:noHBand="0" w:noVBand="1" w:val="04A0"/>
-      </w:tblPr>
-      <w:tblGrid>
-        <w:gridCol w:w="4320"/>
-        <w:gridCol w:w="4320"/>
-      </w:tblGrid>
-      <w:tr>
-        <w:tc>
-          <w:tcPr>
-            <w:tcW w:type="dxa" w:w="3312"/>
-          </w:tcPr>
-          <w:p>
-            <w:r/>
-            <w:r>
-              <w:rPr>
-                <w:b/>
-                <w:sz w:val="19"/>
-              </w:rPr>
-              <w:t>Modül</w:t>
-            </w:r>
-          </w:p>
-        </w:tc>
-        <w:tc>
-          <w:tcPr>
-            <w:tcW w:type="dxa" w:w="6048"/>
-          </w:tcPr>
-          <w:p>
-            <w:r/>
-            <w:r>
-              <w:rPr>
-                <w:b/>
-                <w:sz w:val="19"/>
-              </w:rPr>
-              <w:t>Rol</w:t>
-            </w:r>
-          </w:p>
-        </w:tc>
-      </w:tr>
-      <w:tr>
-        <w:tc>
-          <w:tcPr>
-            <w:tcW w:type="dxa" w:w="3312"/>
-          </w:tcPr>
-          <w:p>
-            <w:r/>
-            <w:r>
-              <w:rPr>
-                <w:sz w:val="18"/>
-              </w:rPr>
-              <w:t>viewpoint_planner_node.py</w:t>
-            </w:r>
-          </w:p>
-        </w:tc>
-        <w:tc>
-          <w:tcPr>
-            <w:tcW w:type="dxa" w:w="6048"/>
-          </w:tcPr>
-          <w:p>
-            <w:r/>
-            <w:r>
-              <w:rPr>
-                <w:sz w:val="18"/>
-              </w:rPr>
-              <w:t>Planlama düğümü (orkestratör). ~/plan servisiyle 5 adımlı pipeline’ı çalıştırır.</w:t>
-            </w:r>
-          </w:p>
-        </w:tc>
-      </w:tr>
-      <w:tr>
-        <w:tc>
-          <w:tcPr>
-            <w:tcW w:type="dxa" w:w="3312"/>
-          </w:tcPr>
-          <w:p>
-            <w:r/>
-            <w:r>
-              <w:rPr>
-                <w:sz w:val="18"/>
-              </w:rPr>
-              <w:t>mesh_analyzer.py</w:t>
-            </w:r>
-          </w:p>
-        </w:tc>
-        <w:tc>
-          <w:tcPr>
-            <w:tcW w:type="dxa" w:w="6048"/>
-          </w:tcPr>
-          <w:p>
-            <w:r/>
-            <w:r>
-              <w:rPr>
-                <w:sz w:val="18"/>
-              </w:rPr>
-              <w:t>STL mesh’i yükler, ölçekler ve yüzeyden hedef nokta+normal örnekler.</w:t>
-            </w:r>
-          </w:p>
-        </w:tc>
-      </w:tr>
-      <w:tr>
-        <w:tc>
-          <w:tcPr>
-            <w:tcW w:type="dxa" w:w="3312"/>
-          </w:tcPr>
-          <w:p>
-            <w:r/>
-            <w:r>
-              <w:rPr>
-                <w:sz w:val="18"/>
-              </w:rPr>
-              <w:t>viewpoint_generator.py</w:t>
-            </w:r>
-          </w:p>
-        </w:tc>
-        <w:tc>
-          <w:tcPr>
-            <w:tcW w:type="dxa" w:w="6048"/>
-          </w:tcPr>
-          <w:p>
-            <w:r/>
-            <w:r>
-              <w:rPr>
-                <w:sz w:val="18"/>
-              </w:rPr>
-              <w:t>Aday viewpoint üretir ve görünürlük (coverage) matrisini hesaplar.</w:t>
-            </w:r>
-          </w:p>
-        </w:tc>
-      </w:tr>
-      <w:tr>
-        <w:tc>
-          <w:tcPr>
-            <w:tcW w:type="dxa" w:w="3312"/>
-          </w:tcPr>
-          <w:p>
-            <w:r/>
-            <w:r>
-              <w:rPr>
-                <w:sz w:val="18"/>
-              </w:rPr>
-              <w:t>set_cover_optimizer.py</w:t>
-            </w:r>
-          </w:p>
-        </w:tc>
-        <w:tc>
-          <w:tcPr>
-            <w:tcW w:type="dxa" w:w="6048"/>
-          </w:tcPr>
-          <w:p>
-            <w:r/>
-            <w:r>
-              <w:rPr>
-                <w:sz w:val="18"/>
-              </w:rPr>
-              <w:t>Reachability-farkında açgözlü set-cover; en az sayıda viewpoint seçer.</w:t>
-            </w:r>
-          </w:p>
-        </w:tc>
-      </w:tr>
-      <w:tr>
-        <w:tc>
-          <w:tcPr>
-            <w:tcW w:type="dxa" w:w="3312"/>
-          </w:tcPr>
-          <w:p>
-            <w:r/>
-            <w:r>
-              <w:rPr>
-                <w:sz w:val="18"/>
-              </w:rPr>
-              <w:t>reachability_checker.py</w:t>
-            </w:r>
-          </w:p>
-        </w:tc>
-        <w:tc>
-          <w:tcPr>
-            <w:tcW w:type="dxa" w:w="6048"/>
-          </w:tcPr>
-          <w:p>
-            <w:r/>
-            <w:r>
-              <w:rPr>
-                <w:sz w:val="18"/>
-              </w:rPr>
-              <w:t>/compute_ik ile her aday pozun robotla ulaşılabilirliğini test eder.</w:t>
-            </w:r>
-          </w:p>
-        </w:tc>
-      </w:tr>
-      <w:tr>
-        <w:tc>
-          <w:tcPr>
-            <w:tcW w:type="dxa" w:w="3312"/>
-          </w:tcPr>
-          <w:p>
-            <w:r/>
-            <w:r>
-              <w:rPr>
-                <w:sz w:val="18"/>
-              </w:rPr>
-              <w:t>viewpoint_clusterer.py</w:t>
-            </w:r>
-          </w:p>
-        </w:tc>
-        <w:tc>
-          <w:tcPr>
-            <w:tcW w:type="dxa" w:w="6048"/>
-          </w:tcPr>
-          <w:p>
-            <w:r/>
-            <w:r>
-              <w:rPr>
-                <w:sz w:val="18"/>
-              </w:rPr>
-              <w:t>Yakın/benzer viewpoint’leri tek ortalama poza birleştirir (opsiyonel).</w:t>
-            </w:r>
-          </w:p>
-        </w:tc>
-      </w:tr>
-      <w:tr>
-        <w:tc>
-          <w:tcPr>
-            <w:tcW w:type="dxa" w:w="3312"/>
-          </w:tcPr>
-          <w:p>
-            <w:r/>
-            <w:r>
-              <w:rPr>
-                <w:sz w:val="18"/>
-              </w:rPr>
-              <w:t>inspection_executor_node.py</w:t>
-            </w:r>
-          </w:p>
-        </w:tc>
-        <w:tc>
-          <w:tcPr>
-            <w:tcW w:type="dxa" w:w="6048"/>
-          </w:tcPr>
-          <w:p>
-            <w:r/>
-            <w:r>
-              <w:rPr>
-                <w:sz w:val="18"/>
-              </w:rPr>
-              <w:t>Yürütme düğümü: hareket + nokta bulutu yakalama + kaydetme.</w:t>
-            </w:r>
-          </w:p>
-        </w:tc>
-      </w:tr>
-      <w:tr>
-        <w:tc>
-          <w:tcPr>
-            <w:tcW w:type="dxa" w:w="3312"/>
-          </w:tcPr>
-          <w:p>
-            <w:r/>
-            <w:r>
-              <w:rPr>
-                <w:sz w:val="18"/>
-              </w:rPr>
-              <w:t>visualization.py</w:t>
-            </w:r>
-          </w:p>
-        </w:tc>
-        <w:tc>
-          <w:tcPr>
-            <w:tcW w:type="dxa" w:w="6048"/>
-          </w:tcPr>
-          <w:p>
-            <w:r/>
-            <w:r>
-              <w:rPr>
-                <w:sz w:val="18"/>
-              </w:rPr>
-              <w:t>RViz’de seçilen viewpoint’leri ok (arrow) marker’larıyla gösterir.</w:t>
-            </w:r>
-          </w:p>
-        </w:tc>
-      </w:tr>
-      <w:tr>
-        <w:tc>
-          <w:tcPr>
-            <w:tcW w:type="dxa" w:w="3312"/>
-          </w:tcPr>
-          <w:p>
-            <w:r/>
-            <w:r>
-              <w:rPr>
-                <w:sz w:val="18"/>
-              </w:rPr>
-              <w:t>plan_visualizer.py</w:t>
-            </w:r>
-          </w:p>
-        </w:tc>
-        <w:tc>
-          <w:tcPr>
-            <w:tcW w:type="dxa" w:w="6048"/>
-          </w:tcPr>
-          <w:p>
-            <w:r/>
-            <w:r>
-              <w:rPr>
-                <w:sz w:val="18"/>
-              </w:rPr>
-              <w:t>Plan JSON’unu offscreen PNG/JPEG olarak görselleştirir.</w:t>
-            </w:r>
-          </w:p>
-        </w:tc>
-      </w:tr>
-      <w:tr>
-        <w:tc>
-          <w:tcPr>
-            <w:tcW w:type="dxa" w:w="3312"/>
-          </w:tcPr>
-          <w:p>
-            <w:r/>
-            <w:r>
-              <w:rPr>
-                <w:sz w:val="18"/>
-              </w:rPr>
-              <w:t>viewpoint_executor_node.py</w:t>
-            </w:r>
-          </w:p>
-        </w:tc>
-        <w:tc>
-          <w:tcPr>
-            <w:tcW w:type="dxa" w:w="6048"/>
-          </w:tcPr>
-          <w:p>
-            <w:r/>
-            <w:r>
-              <w:rPr>
-                <w:sz w:val="18"/>
-              </w:rPr>
-              <w:t>Eski MOCK yürütücü (gerçek/sim akışında inspection_executor kullanılır).</w:t>
-            </w:r>
-          </w:p>
-        </w:tc>
-      </w:tr>
-    </w:tbl>
-    <w:p>
-      <w:pPr>
-        <w:spacing w:after="40"/>
-      </w:pPr>
-    </w:p>
-    <w:p>
-      <w:pPr>
-        <w:spacing w:after="120"/>
-      </w:pPr>
-      <w:r>
-        <w:rPr>
-          <w:b w:val="0"/>
-          <w:i w:val="0"/>
-        </w:rPr>
-        <w:t>Konsol giriş noktaları (setup.py):</w:t>
-      </w:r>
-    </w:p>
-    <w:p>
-      <w:pPr>
-        <w:spacing w:before="80" w:after="160"/>
-        <w:ind w:left="288"/>
-        <w:shd w:val="clear" w:color="auto" w:fill="F2F2F2"/>
-      </w:pPr>
-      <w:r>
-        <w:rPr>
-          <w:rFonts w:ascii="Consolas" w:hAnsi="Consolas"/>
-          <w:sz w:val="18"/>
-        </w:rPr>
-        <w:t>viewpoint_planner_node      -&gt; planlama düğümü</w:t>
-        <w:br/>
-        <w:t>inspection_executor_node    -&gt; gerçek/sim yürütme düğümü</w:t>
-        <w:br/>
-        <w:t>viewpoint_visualizer        -&gt; RViz marker yayıncısı</w:t>
-        <w:br/>
-        <w:t>plan_visualizer             -&gt; statik plan görselleştirici</w:t>
-        <w:br/>
-        <w:t>viewpoint_executor_node     -&gt; eski mock yürütücü</w:t>
-      </w:r>
-    </w:p>
-    <w:p>
-      <w:pPr>
-        <w:spacing w:after="120"/>
-      </w:pPr>
-      <w:r>
-        <w:rPr>
-          <w:b w:val="0"/>
-          <w:i w:val="0"/>
-        </w:rPr>
-        <w:t>Launch dosyaları:</w:t>
-      </w:r>
-    </w:p>
-    <w:tbl>
-      <w:tblPr>
-        <w:tblStyle w:val="LightGrid-Accent1"/>
-        <w:tblW w:type="auto" w:w="0"/>
-        <w:jc w:val="center"/>
-        <w:tblLook w:firstColumn="1" w:firstRow="1" w:lastColumn="0" w:lastRow="0" w:noHBand="0" w:noVBand="1" w:val="04A0"/>
-      </w:tblPr>
-      <w:tblGrid>
-        <w:gridCol w:w="4320"/>
-        <w:gridCol w:w="4320"/>
-      </w:tblGrid>
-      <w:tr>
-        <w:tc>
-          <w:tcPr>
-            <w:tcW w:type="dxa" w:w="3744"/>
-          </w:tcPr>
-          <w:p>
-            <w:r/>
-            <w:r>
-              <w:rPr>
-                <w:b/>
-                <w:sz w:val="19"/>
-              </w:rPr>
-              <w:t>Launch</w:t>
-            </w:r>
-          </w:p>
-        </w:tc>
-        <w:tc>
-          <w:tcPr>
-            <w:tcW w:type="dxa" w:w="5616"/>
-          </w:tcPr>
-          <w:p>
-            <w:r/>
-            <w:r>
-              <w:rPr>
-                <w:b/>
-                <w:sz w:val="19"/>
-              </w:rPr>
-              <w:t>Ne yapar</w:t>
-            </w:r>
-          </w:p>
-        </w:tc>
-      </w:tr>
-      <w:tr>
-        <w:tc>
-          <w:tcPr>
-            <w:tcW w:type="dxa" w:w="3744"/>
-          </w:tcPr>
-          <w:p>
-            <w:r/>
-            <w:r>
-              <w:rPr>
-                <w:sz w:val="18"/>
-              </w:rPr>
-              <w:t>viewpoint_planning.launch.py</w:t>
-            </w:r>
-          </w:p>
-        </w:tc>
-        <w:tc>
-          <w:tcPr>
-            <w:tcW w:type="dxa" w:w="5616"/>
-          </w:tcPr>
-          <w:p>
-            <w:r/>
-            <w:r>
-              <w:rPr>
-                <w:sz w:val="18"/>
-              </w:rPr>
-              <w:t>Planlama düğümü + config (sick_tmini_params.yaml) + RViz görselleştirici.</w:t>
-            </w:r>
-          </w:p>
-        </w:tc>
-      </w:tr>
-      <w:tr>
-        <w:tc>
-          <w:tcPr>
-            <w:tcW w:type="dxa" w:w="3744"/>
-          </w:tcPr>
-          <w:p>
-            <w:r/>
-            <w:r>
-              <w:rPr>
-                <w:sz w:val="18"/>
-              </w:rPr>
-              <w:t>inspection_execution.launch.py</w:t>
-            </w:r>
-          </w:p>
-        </w:tc>
-        <w:tc>
-          <w:tcPr>
-            <w:tcW w:type="dxa" w:w="5616"/>
-          </w:tcPr>
-          <w:p>
-            <w:r/>
-            <w:r>
-              <w:rPr>
-                <w:sz w:val="18"/>
-              </w:rPr>
-              <w:t>Gerçek/sim yürütme düğümü + görselleştirici (asıl kullanılan yürütme).</w:t>
-            </w:r>
-          </w:p>
-        </w:tc>
-      </w:tr>
-      <w:tr>
-        <w:tc>
-          <w:tcPr>
-            <w:tcW w:type="dxa" w:w="3744"/>
-          </w:tcPr>
-          <w:p>
-            <w:r/>
-            <w:r>
-              <w:rPr>
-                <w:sz w:val="18"/>
-              </w:rPr>
-              <w:t>viewpoint_execution.launch.py</w:t>
-            </w:r>
-          </w:p>
-        </w:tc>
-        <w:tc>
-          <w:tcPr>
-            <w:tcW w:type="dxa" w:w="5616"/>
-          </w:tcPr>
-          <w:p>
-            <w:r/>
-            <w:r>
-              <w:rPr>
-                <w:sz w:val="18"/>
-              </w:rPr>
-              <w:t>Eski mock yürütme launch’u.</w:t>
-            </w:r>
-          </w:p>
-        </w:tc>
-      </w:tr>
-    </w:tbl>
-    <w:p>
-      <w:pPr>
-        <w:spacing w:after="40"/>
-      </w:pPr>
-    </w:p>
-    <w:p>
-      <w:pPr>
-        <w:pStyle w:val="Heading1"/>
-      </w:pPr>
-      <w:r>
-        <w:rPr>
-          <w:color w:val="1F4E79"/>
-        </w:rPr>
-        <w:t>3. Genel Mimari ve Veri Akışı</w:t>
-      </w:r>
-    </w:p>
-    <w:p>
-      <w:pPr>
-        <w:spacing w:after="120"/>
-      </w:pPr>
-      <w:r>
-        <w:rPr>
-          <w:b w:val="0"/>
-          <w:i w:val="0"/>
-        </w:rPr>
-        <w:t>İki faz arasındaki tek bağlantı plan JSON dosyasıdır. Uçtan uca akış:</w:t>
-      </w:r>
-    </w:p>
-    <w:p>
-      <w:pPr>
-        <w:spacing w:before="80" w:after="160"/>
-        <w:ind w:left="288"/>
-        <w:shd w:val="clear" w:color="auto" w:fill="F2F2F2"/>
-      </w:pPr>
-      <w:r>
-        <w:rPr>
-          <w:rFonts w:ascii="Consolas" w:hAnsi="Consolas"/>
-          <w:sz w:val="18"/>
-        </w:rPr>
-        <w:t>chassis.stl</w:t>
-        <w:br/>
-        <w:t xml:space="preserve">   │  (Faz 1: viewpoint_planning.launch.py  -&gt;  ~/plan servis çağrısı)</w:t>
-        <w:br/>
-        <w:t xml:space="preserve">   ▼</w:t>
-        <w:br/>
-        <w:t>[1] Mesh Analizi         MeshAnalyzer      -&gt; hedef noktalar + normaller</w:t>
-        <w:br/>
-        <w:t>[2] Aday Üretimi         ViewpointGenerator-&gt; aday pozlar + coverage matrisi</w:t>
-        <w:br/>
-        <w:t>[3] Set-Cover + IK       SetCover+Reach.   -&gt; ulaşılabilir, minimal viewpoint kümesi</w:t>
-        <w:br/>
-        <w:t>[3b] Kümeleme (ops.)     ViewpointClusterer-&gt; yakın duraklar birleştirilir</w:t>
-        <w:br/>
-        <w:t>[4] Rota Optimizasyonu   NN + 2-opt        -&gt; kısa gezme sırası</w:t>
-        <w:br/>
-        <w:t>[5] Kayıt                                   -&gt; plans/viewpoint_plan.json</w:t>
-        <w:br/>
-        <w:t xml:space="preserve">   │  (Faz 2: inspection_execution.launch.py)</w:t>
-        <w:br/>
-        <w:t xml:space="preserve">   ▼</w:t>
-        <w:br/>
-        <w:t>InspectionExecutor -&gt; her viewpoint’e hareket -&gt; nokta bulutu yakala -&gt;</w:t>
-        <w:br/>
-        <w:t xml:space="preserve">   pcds/N.pcd + poses/N.txt  (OctoMap için)</w:t>
-      </w:r>
-    </w:p>
-    <w:p>
-      <w:pPr>
-        <w:pStyle w:val="Heading1"/>
-      </w:pPr>
-      <w:r>
-        <w:rPr>
-          <w:color w:val="1F4E79"/>
-        </w:rPr>
-        <w:t>4. Faz 1 — Viewpoint Planning</w:t>
-      </w:r>
-    </w:p>
-    <w:p>
-      <w:pPr>
-        <w:spacing w:after="120"/>
-      </w:pPr>
-      <w:r>
-        <w:rPr>
-          <w:b w:val="0"/>
-          <w:i w:val="0"/>
-        </w:rPr>
-        <w:t>viewpoint_planning.launch.py, ViewpointPlannerNode’u sick_tmini_params.yaml parametreleriyle başlatır ve bir RViz görselleştirici açar. Düğüm ~/plan (std_srvs/Trigger) servisini bekler; servis çağrılınca plan_callback() 5 adımlı pipeline’ı çalıştırır. Aşağıda her adım detaylıdır.</w:t>
-      </w:r>
-    </w:p>
-    <w:p>
-      <w:pPr>
-        <w:pStyle w:val="Heading2"/>
-      </w:pPr>
-      <w:r>
-        <w:rPr>
-          <w:color w:val="1F4E79"/>
-        </w:rPr>
-        <w:t>4.1 Başlatma ve Kamera Modeli (SICK Visionary-T Mini)</w:t>
-      </w:r>
-    </w:p>
-    <w:p>
-      <w:pPr>
-        <w:spacing w:after="120"/>
-      </w:pPr>
-      <w:r>
-        <w:rPr>
-          <w:b w:val="0"/>
-          <w:i w:val="0"/>
-        </w:rPr>
-        <w:t>Kamera parametreleri gerçek SICK Visionary-T Mini V3S145-1AAAAAA datasheet’inden ve simülasyondaki Gazebo rgbd_camera (depth_optical_frame) tanımından türetilmiştir. Coverage ve occlusion hesapları bu modele dayanır:</w:t>
-      </w:r>
-    </w:p>
-    <w:tbl>
-      <w:tblPr>
-        <w:tblStyle w:val="LightGrid-Accent1"/>
-        <w:tblW w:type="auto" w:w="0"/>
-        <w:jc w:val="center"/>
         <w:tblLook w:firstColumn="1" w:firstRow="1" w:lastColumn="0" w:lastRow="0" w:noHBand="0" w:noVBand="1" w:val="04A0"/>
       </w:tblPr>
       <w:tblGrid>
@@ -788,46 +477,31 @@
       <w:tr>
         <w:tc>
           <w:tcPr>
-            <w:tcW w:type="dxa" w:w="3168"/>
+            <w:tcW w:type="dxa" w:w="2880"/>
           </w:tcPr>
           <w:p>
-            <w:r/>
             <w:r>
-              <w:rPr>
-                <w:b/>
-                <w:sz w:val="19"/>
-              </w:rPr>
               <w:t>Parametre</w:t>
             </w:r>
           </w:p>
         </w:tc>
         <w:tc>
           <w:tcPr>
-            <w:tcW w:type="dxa" w:w="2448"/>
+            <w:tcW w:type="dxa" w:w="2880"/>
           </w:tcPr>
           <w:p>
-            <w:r/>
             <w:r>
-              <w:rPr>
-                <w:b/>
-                <w:sz w:val="19"/>
-              </w:rPr>
               <w:t>Değer</w:t>
             </w:r>
           </w:p>
         </w:tc>
         <w:tc>
           <w:tcPr>
-            <w:tcW w:type="dxa" w:w="3744"/>
+            <w:tcW w:type="dxa" w:w="2880"/>
           </w:tcPr>
           <w:p>
-            <w:r/>
             <w:r>
-              <w:rPr>
-                <w:b/>
-                <w:sz w:val="19"/>
-              </w:rPr>
-              <w:t>Anlamı</w:t>
+              <w:t>Neden</w:t>
             </w:r>
           </w:p>
         </w:tc>
@@ -835,43 +509,31 @@
       <w:tr>
         <w:tc>
           <w:tcPr>
-            <w:tcW w:type="dxa" w:w="3168"/>
+            <w:tcW w:type="dxa" w:w="2880"/>
           </w:tcPr>
           <w:p>
-            <w:r/>
             <w:r>
-              <w:rPr>
-                <w:sz w:val="18"/>
-              </w:rPr>
-              <w:t>horizontal_fov_deg</w:t>
+              <w:t>min_marginal_coverage</w:t>
             </w:r>
           </w:p>
         </w:tc>
         <w:tc>
           <w:tcPr>
-            <w:tcW w:type="dxa" w:w="2448"/>
+            <w:tcW w:type="dxa" w:w="2880"/>
           </w:tcPr>
           <w:p>
-            <w:r/>
             <w:r>
-              <w:rPr>
-                <w:sz w:val="18"/>
-              </w:rPr>
-              <w:t>70°</w:t>
+              <w:t>0.0035</w:t>
             </w:r>
           </w:p>
         </w:tc>
         <w:tc>
           <w:tcPr>
-            <w:tcW w:type="dxa" w:w="3744"/>
+            <w:tcW w:type="dxa" w:w="2880"/>
           </w:tcPr>
           <w:p>
-            <w:r/>
             <w:r>
-              <w:rPr>
-                <w:sz w:val="18"/>
-              </w:rPr>
-              <w:t>Yatay görüş açısı (datasheet).</w:t>
+              <w:t>durma ölçütü: kazanç bu kesrin altına düşünce greedy biter</w:t>
             </w:r>
           </w:p>
         </w:tc>
@@ -879,43 +541,31 @@
       <w:tr>
         <w:tc>
           <w:tcPr>
-            <w:tcW w:type="dxa" w:w="3168"/>
+            <w:tcW w:type="dxa" w:w="2880"/>
           </w:tcPr>
           <w:p>
-            <w:r/>
             <w:r>
-              <w:rPr>
-                <w:sz w:val="18"/>
-              </w:rPr>
-              <w:t>vertical_fov_deg</w:t>
+              <w:t>max_incidence_angle_deg</w:t>
             </w:r>
           </w:p>
         </w:tc>
         <w:tc>
           <w:tcPr>
-            <w:tcW w:type="dxa" w:w="2448"/>
+            <w:tcW w:type="dxa" w:w="2880"/>
           </w:tcPr>
           <w:p>
-            <w:r/>
             <w:r>
-              <w:rPr>
-                <w:sz w:val="18"/>
-              </w:rPr>
-              <w:t>60°</w:t>
+              <w:t>85</w:t>
             </w:r>
           </w:p>
         </w:tc>
         <w:tc>
           <w:tcPr>
-            <w:tcW w:type="dxa" w:w="3744"/>
+            <w:tcW w:type="dxa" w:w="2880"/>
           </w:tcPr>
           <w:p>
-            <w:r/>
             <w:r>
-              <w:rPr>
-                <w:sz w:val="18"/>
-              </w:rPr>
-              <w:t>Dikey görüş açısı.</w:t>
+              <w:t>daha eğik yüzeyler de görülmüş sayılır; kaplamayı açar</w:t>
             </w:r>
           </w:p>
         </w:tc>
@@ -923,43 +573,31 @@
       <w:tr>
         <w:tc>
           <w:tcPr>
-            <w:tcW w:type="dxa" w:w="3168"/>
+            <w:tcW w:type="dxa" w:w="2880"/>
           </w:tcPr>
           <w:p>
-            <w:r/>
             <w:r>
-              <w:rPr>
-                <w:sz w:val="18"/>
-              </w:rPr>
-              <w:t>fov_safety_margin_deg</w:t>
+              <w:t>max_viewpoints</w:t>
             </w:r>
           </w:p>
         </w:tc>
         <w:tc>
           <w:tcPr>
-            <w:tcW w:type="dxa" w:w="2448"/>
+            <w:tcW w:type="dxa" w:w="2880"/>
           </w:tcPr>
           <w:p>
-            <w:r/>
             <w:r>
-              <w:rPr>
-                <w:sz w:val="18"/>
-              </w:rPr>
-              <w:t>3°</w:t>
+              <w:t>0 (kapalı)</w:t>
             </w:r>
           </w:p>
         </w:tc>
         <w:tc>
           <w:tcPr>
-            <w:tcW w:type="dxa" w:w="3744"/>
+            <w:tcW w:type="dxa" w:w="2880"/>
           </w:tcPr>
           <w:p>
-            <w:r/>
             <w:r>
-              <w:rPr>
-                <w:sz w:val="18"/>
-              </w:rPr>
-              <w:t>Efektif FOV’u kısarak lens kenarındaki bozulmalı bölgeyi dışlar.</w:t>
+              <w:t>sert kap devre dışı; sayı azalan getiri eğrisinden gelir</w:t>
             </w:r>
           </w:p>
         </w:tc>
@@ -967,43 +605,31 @@
       <w:tr>
         <w:tc>
           <w:tcPr>
-            <w:tcW w:type="dxa" w:w="3168"/>
+            <w:tcW w:type="dxa" w:w="2880"/>
           </w:tcPr>
           <w:p>
-            <w:r/>
             <w:r>
-              <w:rPr>
-                <w:sz w:val="18"/>
-              </w:rPr>
-              <w:t>min_range_m / max_range_m</w:t>
+              <w:t>collision_padding</w:t>
             </w:r>
           </w:p>
         </w:tc>
         <w:tc>
           <w:tcPr>
-            <w:tcW w:type="dxa" w:w="2448"/>
+            <w:tcW w:type="dxa" w:w="2880"/>
           </w:tcPr>
           <w:p>
-            <w:r/>
             <w:r>
-              <w:rPr>
-                <w:sz w:val="18"/>
-              </w:rPr>
-              <w:t>0.2 / 1.8 m</w:t>
+              <w:t>0.04 m</w:t>
             </w:r>
           </w:p>
         </w:tc>
         <w:tc>
           <w:tcPr>
-            <w:tcW w:type="dxa" w:w="3744"/>
+            <w:tcW w:type="dxa" w:w="2880"/>
           </w:tcPr>
           <w:p>
-            <w:r/>
             <w:r>
-              <w:rPr>
-                <w:sz w:val="18"/>
-              </w:rPr>
-              <w:t>Geçerli derinlik aralığı (yakın/uzak sınır).</w:t>
+              <w:t>çok-robot hücresiyle AYNI; planlayıcı ile yürütücü aynı payı kullanmalı</w:t>
             </w:r>
           </w:p>
         </w:tc>
@@ -1011,43 +637,31 @@
       <w:tr>
         <w:tc>
           <w:tcPr>
-            <w:tcW w:type="dxa" w:w="3168"/>
+            <w:tcW w:type="dxa" w:w="2880"/>
           </w:tcPr>
           <w:p>
-            <w:r/>
             <w:r>
-              <w:rPr>
-                <w:sz w:val="18"/>
-              </w:rPr>
-              <w:t>viewpoint_distances</w:t>
+              <w:t>chassis_collision_padding</w:t>
             </w:r>
           </w:p>
         </w:tc>
         <w:tc>
           <w:tcPr>
-            <w:tcW w:type="dxa" w:w="2448"/>
+            <w:tcW w:type="dxa" w:w="2880"/>
           </w:tcPr>
           <w:p>
-            <w:r/>
             <w:r>
-              <w:rPr>
-                <w:sz w:val="18"/>
-              </w:rPr>
-              <w:t>[0.3, 0.6, 1.0, 1.4] m</w:t>
+              <w:t>0.0</w:t>
             </w:r>
           </w:p>
         </w:tc>
         <w:tc>
           <w:tcPr>
-            <w:tcW w:type="dxa" w:w="3744"/>
+            <w:tcW w:type="dxa" w:w="2880"/>
           </w:tcPr>
           <w:p>
-            <w:r/>
             <w:r>
-              <w:rPr>
-                <w:sz w:val="18"/>
-              </w:rPr>
-              <w:t>Yüzeyden standoff mesafeleri (aday üretimi).</w:t>
+              <w:t>şasi de aynı padding'i alır (ayrı marj yok)</w:t>
             </w:r>
           </w:p>
         </w:tc>
@@ -1055,281 +669,243 @@
       <w:tr>
         <w:tc>
           <w:tcPr>
-            <w:tcW w:type="dxa" w:w="3168"/>
+            <w:tcW w:type="dxa" w:w="2880"/>
           </w:tcPr>
           <w:p>
-            <w:r/>
             <w:r>
-              <w:rPr>
-                <w:sz w:val="18"/>
-              </w:rPr>
-              <w:t>tilt_variations_deg</w:t>
+              <w:t>order_mode</w:t>
             </w:r>
           </w:p>
         </w:tc>
         <w:tc>
           <w:tcPr>
-            <w:tcW w:type="dxa" w:w="2448"/>
+            <w:tcW w:type="dxa" w:w="2880"/>
           </w:tcPr>
           <w:p>
-            <w:r/>
             <w:r>
-              <w:rPr>
-                <w:sz w:val="18"/>
-              </w:rPr>
-              <w:t>[-15, 0, 15]°</w:t>
+              <w:t>joint</w:t>
             </w:r>
           </w:p>
         </w:tc>
         <w:tc>
           <w:tcPr>
-            <w:tcW w:type="dxa" w:w="3744"/>
+            <w:tcW w:type="dxa" w:w="2880"/>
           </w:tcPr>
           <w:p>
-            <w:r/>
             <w:r>
-              <w:rPr>
-                <w:sz w:val="18"/>
-              </w:rPr>
-              <w:t>Kamera eksenine dik eğim varyasyonları.</w:t>
-            </w:r>
-          </w:p>
-        </w:tc>
-      </w:tr>
-      <w:tr>
-        <w:tc>
-          <w:tcPr>
-            <w:tcW w:type="dxa" w:w="3168"/>
-          </w:tcPr>
-          <w:p>
-            <w:r/>
-            <w:r>
-              <w:rPr>
-                <w:sz w:val="18"/>
-              </w:rPr>
-              <w:t>max_incidence_angle_deg</w:t>
-            </w:r>
-          </w:p>
-        </w:tc>
-        <w:tc>
-          <w:tcPr>
-            <w:tcW w:type="dxa" w:w="2448"/>
-          </w:tcPr>
-          <w:p>
-            <w:r/>
-            <w:r>
-              <w:rPr>
-                <w:sz w:val="18"/>
-              </w:rPr>
-              <w:t>80°</w:t>
-            </w:r>
-          </w:p>
-        </w:tc>
-        <w:tc>
-          <w:tcPr>
-            <w:tcW w:type="dxa" w:w="3744"/>
-          </w:tcPr>
-          <w:p>
-            <w:r/>
-            <w:r>
-              <w:rPr>
-                <w:sz w:val="18"/>
-              </w:rPr>
-              <w:t>Yüzey normaline göre kabul edilen en oblik bakış açısı.</w:t>
+              <w:t>sıralama eklem uzayında yapılır (bölüm 4)</w:t>
             </w:r>
           </w:p>
         </w:tc>
       </w:tr>
     </w:tbl>
+    <w:p/>
     <w:p>
       <w:pPr>
-        <w:spacing w:after="40"/>
-      </w:pPr>
-    </w:p>
-    <w:p>
-      <w:pPr>
-        <w:pStyle w:val="Heading2"/>
+        <w:jc w:val="center"/>
       </w:pPr>
       <w:r>
-        <w:rPr>
-          <w:color w:val="1F4E79"/>
-        </w:rPr>
-        <w:t>4.2 Adım 1 — Mesh Analizi (MeshAnalyzer)</w:t>
+        <w:drawing>
+          <wp:inline xmlns:a="http://schemas.openxmlformats.org/drawingml/2006/main" xmlns:pic="http://schemas.openxmlformats.org/drawingml/2006/picture">
+            <wp:extent cx="5394960" cy="5094435"/>
+            <wp:docPr id="2" name="Picture 2"/>
+            <wp:cNvGraphicFramePr>
+              <a:graphicFrameLocks noChangeAspect="1"/>
+            </wp:cNvGraphicFramePr>
+            <a:graphic>
+              <a:graphicData uri="http://schemas.openxmlformats.org/drawingml/2006/picture">
+                <pic:pic>
+                  <pic:nvPicPr>
+                    <pic:cNvPr id="0" name="fig_vp_plan.png"/>
+                    <pic:cNvPicPr/>
+                  </pic:nvPicPr>
+                  <pic:blipFill>
+                    <a:blip r:embed="rId10"/>
+                    <a:stretch>
+                      <a:fillRect/>
+                    </a:stretch>
+                  </pic:blipFill>
+                  <pic:spPr>
+                    <a:xfrm>
+                      <a:off x="0" y="0"/>
+                      <a:ext cx="5394960" cy="5094435"/>
+                    </a:xfrm>
+                    <a:prstGeom prst="rect"/>
+                  </pic:spPr>
+                </pic:pic>
+              </a:graphicData>
+            </a:graphic>
+          </wp:inline>
+        </w:drawing>
       </w:r>
     </w:p>
     <w:p>
       <w:pPr>
-        <w:spacing w:after="120"/>
+        <w:jc w:val="center"/>
       </w:pPr>
       <w:r>
         <w:rPr>
-          <w:b w:val="0"/>
-          <w:i w:val="0"/>
+          <w:i/>
+          <w:color w:val="555555"/>
+          <w:sz w:val="17"/>
         </w:rPr>
-        <w:t>chassis.stl trimesh ile yüklenir ve şu işlemlerden geçer:</w:t>
+        <w:t>Şekil 2: Güncel plan — 26 bakış-noktası dört görünümde. Oklar görüş ekseni, renk o pozun getirdiği yeni nokta sayısı, gri voksel bulutu şasinin kendisidir. Kol rayın bir tarafında kaldığı için bakış-noktaları şasinin tek yüzünde toplanır; karşı yüz bu senaryonun erişemediği bölgedir.</w:t>
+      </w:r>
+    </w:p>
+    <w:p>
+      <w:pPr>
+        <w:pStyle w:val="Heading1"/>
+      </w:pPr>
+      <w:r>
+        <w:t>3. Planlayıcı ile Yürütücünün Aynı Sahneyi Görmesi</w:t>
+      </w:r>
+    </w:p>
+    <w:p>
+      <w:r>
+        <w:t>Planlayıcı bir bakış-noktasını 'ulaşılabilir' sayarken /compute_ik'e sorar. Yürütücü ise koşarken sahneye bir zemin düzlemi ekler ve bütün ur10e_* gövdelerine padding uygular. İki sahne ayrıldığında planlayıcının kabul ettiği poz, yürütücüde çarpışma yüzünden reddedilir — özellikle zemine yakın pozlarda.</w:t>
       </w:r>
     </w:p>
     <w:p>
       <w:pPr>
         <w:pStyle w:val="ListBullet"/>
-        <w:spacing w:after="40"/>
       </w:pPr>
-      <w:r/>
       <w:r>
-        <w:rPr>
-          <w:b/>
-        </w:rPr>
-        <w:t>Ölçekleme:</w:t>
-      </w:r>
-      <w:r>
-        <w:t xml:space="preserve"> mesh_scale=0.001 ile mm → m dönüşümü yapılır (STL milimetre cinsindendir).</w:t>
+        <w:t>Planlayıcı artık IK'dan ÖNCE yürütücünün sahnesini kurar (ik_scene_setup): zemin düzlemi + aynı padding kuralları.</w:t>
       </w:r>
     </w:p>
     <w:p>
       <w:pPr>
         <w:pStyle w:val="ListBullet"/>
-        <w:spacing w:after="40"/>
       </w:pPr>
-      <w:r/>
       <w:r>
-        <w:rPr>
-          <w:b/>
-        </w:rPr>
-        <w:t>Doğrulama:</w:t>
-      </w:r>
-      <w:r>
-        <w:t xml:space="preserve"> yüz (face) sayısı, sınırlar (extents) loglanır; su geçirmez (watertight) değilse uyarı verilir — gerçek şase ~122k yüzlü ve watertight değildir.</w:t>
+        <w:t>Kurulan sahne plana yazılır. Güncel planda: zemin z = -0.02 m, padding 0.04 m, padding uygulanan link sayısı 75 (bunların 57 tanesi şasi parçası).</w:t>
       </w:r>
     </w:p>
     <w:p>
       <w:pPr>
         <w:pStyle w:val="ListBullet"/>
-        <w:spacing w:after="40"/>
       </w:pPr>
-      <w:r/>
       <w:r>
-        <w:rPr>
-          <w:b/>
-        </w:rPr>
-        <w:t>Yüzey örnekleme:</w:t>
+        <w:t>Bu sahne kurulumu, planlayıcı düğümünün KENDİ servis callback'i içinden yapılamaz: rclpy'nin spin_until_future_complete'i kendi düğümünde çağrıldığında future hiç tamamlanmaz ve çağrı sessizce takılır. Bu yüzden sahne istemcisi AYRI bir düğüm olarak kurulur. Aynı hata, sahne eşlemesini uzun süre sessizce devre dışı bırakmıştı.</w:t>
       </w:r>
+    </w:p>
+    <w:p>
+      <w:pPr>
+        <w:pStyle w:val="Heading1"/>
+      </w:pPr>
       <w:r>
-        <w:t xml:space="preserve"> sample_surface() ile yüzeyden target_sample_points (5000) nokta düzgün (uniform) örneklenir; her nokta için o yüzün normali alınır.</w:t>
+        <w:t>4. Tur Sıralaması — Eklem Uzayında</w:t>
+      </w:r>
+    </w:p>
+    <w:p>
+      <w:r>
+        <w:t>Bakış-noktalarının hangi sırayla gezileceği, kaplamayı değiştirmez ama tur süresini ve — daha önemlisi — turun tamamlanıp tamamlanmayacağını belirler. Kartezyen yakınlığa göre sıralamak yanıltıcıdır: uzayda yan yana duran iki poz, kolun bambaşka bir konfigürasyona geçmesini gerektirebilir.</w:t>
       </w:r>
     </w:p>
     <w:p>
       <w:pPr>
         <w:pStyle w:val="ListBullet"/>
-        <w:spacing w:after="40"/>
       </w:pPr>
-      <w:r/>
       <w:r>
-        <w:rPr>
-          <w:b/>
-        </w:rPr>
-        <w:t>Aşağı bakan yüzlerin filtrelenmesi:</w:t>
-      </w:r>
-      <w:r>
-        <w:t xml:space="preserve"> normal_z &lt; min_normal_z (-0.95) olan noktalar elenir — şasenin alt tabanı gibi tepeden muayene edilemeyecek yüzeyler hedeflerden çıkarılır.</w:t>
+        <w:t>Sıralama EKLEM UZAYINDA yapılır. Maliyet, eklem yollarının toplamıdır; ray metresi order_rail_weight = 2.0 rad karşılığı sayılır.</w:t>
       </w:r>
     </w:p>
     <w:p>
       <w:pPr>
-        <w:spacing w:after="120"/>
+        <w:pStyle w:val="ListBullet"/>
       </w:pPr>
       <w:r>
-        <w:rPr>
-          <w:b w:val="0"/>
-          <w:i w:val="0"/>
-        </w:rPr>
-        <w:t>Çıktı: target_points (Nx3) ve target_normals (Nx3) — muayene edilecek yüzey hedefleri.</w:t>
+        <w:t>Her bakış-noktası için tek bir IK çözümü değil, birkaç DAL toplanır (order_ik_seeds = 10 rastgele tohum). Zincir kurulurken her durak için o durağın en ucuz dalı seçilir.</w:t>
       </w:r>
     </w:p>
     <w:p>
       <w:pPr>
-        <w:pStyle w:val="Heading2"/>
+        <w:pStyle w:val="ListBullet"/>
       </w:pPr>
       <w:r>
-        <w:rPr>
-          <w:color w:val="1F4E79"/>
-        </w:rPr>
-        <w:t>4.3 Adım 2 — Aday Viewpoint Üretimi (ViewpointGenerator.generate_candidates)</w:t>
+        <w:t>Zincir FİZİBİLİTE DOĞRULAMALIDIR: bir sonraki durak seçilirken gerçek bir plan denenir (order_plan_time = 3 s, order_max_tries_per_step = 8). Planlanamayan geçiş zincire alınmaz; böylece tur, robotun gerçekten yapabildiği geçişlerden oluşur.</w:t>
       </w:r>
     </w:p>
     <w:p>
       <w:pPr>
-        <w:spacing w:after="120"/>
+        <w:pStyle w:val="ListBullet"/>
       </w:pPr>
       <w:r>
-        <w:rPr>
-          <w:b w:val="0"/>
-          <w:i w:val="0"/>
-        </w:rPr>
-        <w:t>Hedef noktalar num_base_points’e (yaml: 400) indirgenir (adımlı örnekleme). Her taban noktası için, o noktanın normali boyunca dışarı doğru her standoff mesafesinde bir kamera pozisyonu üretilir:</w:t>
+        <w:t>Doğrulama bütçesi (order_feasibility_budget_s = 240 s) dolarsa kalan duraklar 'straggler' olarak en ucuz yerlerine yerleştirilir.</w:t>
       </w:r>
     </w:p>
     <w:p>
       <w:pPr>
-        <w:spacing w:before="80" w:after="160"/>
-        <w:ind w:left="288"/>
-        <w:shd w:val="clear" w:color="auto" w:fill="F2F2F2"/>
+        <w:pStyle w:val="ListBullet"/>
       </w:pPr>
       <w:r>
-        <w:rPr>
-          <w:rFonts w:ascii="Consolas" w:hAnsi="Consolas"/>
-          <w:sz w:val="18"/>
-        </w:rPr>
-        <w:t>vp_pos = pt + normal * d           # d ∈ viewpoint_distances</w:t>
-        <w:br/>
-        <w:t>z_axis = -normal                   # kamera +Z ekseni hedefe bakar</w:t>
-        <w:br/>
-        <w:t>x_axis = world_up × z_axis         # dünya-yukarı ile dik çerçeve</w:t>
-        <w:br/>
-        <w:t>y_axis = z_axis × x_axis</w:t>
-        <w:br/>
-        <w:t>rotation = [x_axis | y_axis | z_axis]   # ROS kamera çerçevesi (Z ileri)</w:t>
+        <w:t>Hiçbir şekilde bağlanamayan duraklar plana skipped_viewpoints olarak yazılır; güncel planda bunlar: vp_032, vp_030.</w:t>
       </w:r>
     </w:p>
     <w:p>
       <w:pPr>
-        <w:spacing w:after="120"/>
+        <w:pStyle w:val="ListBullet"/>
       </w:pPr>
       <w:r>
-        <w:rPr>
-          <w:b w:val="0"/>
-          <w:i w:val="0"/>
-        </w:rPr>
-        <w:t>Her pozisyon için tilt_variations_deg’teki her eğim uygulanarak varyasyonlar üretilir. Böylece her taban noktası len(distances) × len(tilts) = 4 × 3 = 12 aday verir. num_base_points GEOMETRİK KAPSAMA TAVANININ ana kaldıracıdır: bir hedef ancak en az bir adayın görüş konisine girerse kapsanabilir.</w:t>
+        <w:t>Home'a uğrayarak dolaşma KALDIRILDI: eskiden zor geçişler için kol ara durak olarak başlangıç pozuna gidiyordu; bu, tur süresinin büyük kısmını boşa harcıyordu.</w:t>
       </w:r>
     </w:p>
     <w:p>
       <w:pPr>
-        <w:pStyle w:val="Heading2"/>
+        <w:jc w:val="center"/>
       </w:pPr>
       <w:r>
-        <w:rPr>
-          <w:color w:val="1F4E79"/>
-        </w:rPr>
-        <w:t>4.4 Adım 2b — Görünürlük (Coverage) Matrisi</w:t>
+        <w:drawing>
+          <wp:inline xmlns:a="http://schemas.openxmlformats.org/drawingml/2006/main" xmlns:pic="http://schemas.openxmlformats.org/drawingml/2006/picture">
+            <wp:extent cx="5394960" cy="2923627"/>
+            <wp:docPr id="3" name="Picture 3"/>
+            <wp:cNvGraphicFramePr>
+              <a:graphicFrameLocks noChangeAspect="1"/>
+            </wp:cNvGraphicFramePr>
+            <a:graphic>
+              <a:graphicData uri="http://schemas.openxmlformats.org/drawingml/2006/picture">
+                <pic:pic>
+                  <pic:nvPicPr>
+                    <pic:cNvPr id="0" name="fig_vp_order.png"/>
+                    <pic:cNvPicPr/>
+                  </pic:nvPicPr>
+                  <pic:blipFill>
+                    <a:blip r:embed="rId11"/>
+                    <a:stretch>
+                      <a:fillRect/>
+                    </a:stretch>
+                  </pic:blipFill>
+                  <pic:spPr>
+                    <a:xfrm>
+                      <a:off x="0" y="0"/>
+                      <a:ext cx="5394960" cy="2923627"/>
+                    </a:xfrm>
+                    <a:prstGeom prst="rect"/>
+                  </pic:spPr>
+                </pic:pic>
+              </a:graphicData>
+            </a:graphic>
+          </wp:inline>
+        </w:drawing>
       </w:r>
     </w:p>
     <w:p>
       <w:pPr>
-        <w:spacing w:after="120"/>
+        <w:jc w:val="center"/>
       </w:pPr>
       <w:r>
         <w:rPr>
-          <w:b w:val="0"/>
-          <w:i w:val="0"/>
+          <w:i/>
+          <w:color w:val="555555"/>
+          <w:sz w:val="17"/>
         </w:rPr>
-        <w:t>compute_coverage_matrix(), her aday × her hedef için görünürlüğü hesaplayarak boolean bir [aday × hedef] matrisi kurar. Bir hedefin görünür sayılması için visible_mask() içindeki dört testi de geçmesi gerekir:</w:t>
+        <w:t>Şekil 3: Solda turun gezme sırası (numaralar), sağda ardışık duraklar arasındaki eklem-uzayı maliyeti. Kartezyen uzayda yol kesişmiş görünür; bu beklenendir, çünkü sıralama Kartezyen mesafeyi değil eklem yolunu ve geçişin planlanabilirliğini gözetir.</w:t>
       </w:r>
     </w:p>
     <w:tbl>
       <w:tblPr>
         <w:tblStyle w:val="LightGrid-Accent1"/>
         <w:tblW w:type="auto" w:w="0"/>
-        <w:jc w:val="center"/>
         <w:tblLook w:firstColumn="1" w:firstRow="1" w:lastColumn="0" w:lastRow="0" w:noHBand="0" w:noVBand="1" w:val="04A0"/>
       </w:tblPr>
       <w:tblGrid>
@@ -1339,31 +915,21 @@
       <w:tr>
         <w:tc>
           <w:tcPr>
-            <w:tcW w:type="dxa" w:w="2736"/>
+            <w:tcW w:type="dxa" w:w="4320"/>
           </w:tcPr>
           <w:p>
-            <w:r/>
             <w:r>
-              <w:rPr>
-                <w:b/>
-                <w:sz w:val="19"/>
-              </w:rPr>
-              <w:t>Test</w:t>
+              <w:t>En pahalı beş geçiş</w:t>
             </w:r>
           </w:p>
         </w:tc>
         <w:tc>
           <w:tcPr>
-            <w:tcW w:type="dxa" w:w="6624"/>
+            <w:tcW w:type="dxa" w:w="4320"/>
           </w:tcPr>
           <w:p>
-            <w:r/>
             <w:r>
-              <w:rPr>
-                <w:b/>
-                <w:sz w:val="19"/>
-              </w:rPr>
-              <w:t>Koşul</w:t>
+              <w:t>maliyet [° eşdeğer]</w:t>
             </w:r>
           </w:p>
         </w:tc>
@@ -1371,29 +937,21 @@
       <w:tr>
         <w:tc>
           <w:tcPr>
-            <w:tcW w:type="dxa" w:w="2736"/>
+            <w:tcW w:type="dxa" w:w="4320"/>
           </w:tcPr>
           <w:p>
-            <w:r/>
             <w:r>
-              <w:rPr>
-                <w:sz w:val="18"/>
-              </w:rPr>
-              <w:t>Mesafe (range)</w:t>
+              <w:t>vp_022 → vp_021</w:t>
             </w:r>
           </w:p>
         </w:tc>
         <w:tc>
           <w:tcPr>
-            <w:tcW w:type="dxa" w:w="6624"/>
+            <w:tcW w:type="dxa" w:w="4320"/>
           </w:tcPr>
           <w:p>
-            <w:r/>
             <w:r>
-              <w:rPr>
-                <w:sz w:val="18"/>
-              </w:rPr>
-              <w:t>min_range ≤ |hedef − kamera| ≤ max_range</w:t>
+              <w:t>571</w:t>
             </w:r>
           </w:p>
         </w:tc>
@@ -1401,29 +959,21 @@
       <w:tr>
         <w:tc>
           <w:tcPr>
-            <w:tcW w:type="dxa" w:w="2736"/>
+            <w:tcW w:type="dxa" w:w="4320"/>
           </w:tcPr>
           <w:p>
-            <w:r/>
             <w:r>
-              <w:rPr>
-                <w:sz w:val="18"/>
-              </w:rPr>
-              <w:t>FOV</w:t>
+              <w:t>vp_013 → vp_010</w:t>
             </w:r>
           </w:p>
         </w:tc>
         <w:tc>
           <w:tcPr>
-            <w:tcW w:type="dxa" w:w="6624"/>
+            <w:tcW w:type="dxa" w:w="4320"/>
           </w:tcPr>
           <w:p>
-            <w:r/>
             <w:r>
-              <w:rPr>
-                <w:sz w:val="18"/>
-              </w:rPr>
-              <w:t>Hedef, (yatay/dikey FOV − güvenlik marjı) konisi içinde ve kameranın önünde (z&gt;0).</w:t>
+              <w:t>525</w:t>
             </w:r>
           </w:p>
         </w:tc>
@@ -1431,29 +981,21 @@
       <w:tr>
         <w:tc>
           <w:tcPr>
-            <w:tcW w:type="dxa" w:w="2736"/>
+            <w:tcW w:type="dxa" w:w="4320"/>
           </w:tcPr>
           <w:p>
-            <w:r/>
             <w:r>
-              <w:rPr>
-                <w:sz w:val="18"/>
-              </w:rPr>
-              <w:t>Geliş açısı (incidence)</w:t>
+              <w:t>vp_029 → vp_019</w:t>
             </w:r>
           </w:p>
         </w:tc>
         <w:tc>
           <w:tcPr>
-            <w:tcW w:type="dxa" w:w="6624"/>
+            <w:tcW w:type="dxa" w:w="4320"/>
           </w:tcPr>
           <w:p>
-            <w:r/>
             <w:r>
-              <w:rPr>
-                <w:sz w:val="18"/>
-              </w:rPr>
-              <w:t>Bakış ışını ile yüzey normali arası açı ≤ max_incidence_angle_deg.</w:t>
+              <w:t>483</w:t>
             </w:r>
           </w:p>
         </w:tc>
@@ -1461,436 +1003,66 @@
       <w:tr>
         <w:tc>
           <w:tcPr>
-            <w:tcW w:type="dxa" w:w="2736"/>
+            <w:tcW w:type="dxa" w:w="4320"/>
           </w:tcPr>
           <w:p>
-            <w:r/>
             <w:r>
-              <w:rPr>
-                <w:sz w:val="18"/>
-              </w:rPr>
-              <w:t>Occlusion (örtülme)</w:t>
+              <w:t>vp_026 → vp_000</w:t>
             </w:r>
           </w:p>
         </w:tc>
         <w:tc>
           <w:tcPr>
-            <w:tcW w:type="dxa" w:w="6624"/>
+            <w:tcW w:type="dxa" w:w="4320"/>
           </w:tcPr>
           <w:p>
-            <w:r/>
             <w:r>
-              <w:rPr>
-                <w:sz w:val="18"/>
-              </w:rPr>
-              <w:t>Işın hedefe varmadan başka bir yüzeye çarpmıyor (2 cm self-hit toleransı, ray-tracing).</w:t>
+              <w:t>473</w:t>
+            </w:r>
+          </w:p>
+        </w:tc>
+      </w:tr>
+      <w:tr>
+        <w:tc>
+          <w:tcPr>
+            <w:tcW w:type="dxa" w:w="4320"/>
+          </w:tcPr>
+          <w:p>
+            <w:r>
+              <w:t>vp_010 → vp_022</w:t>
+            </w:r>
+          </w:p>
+        </w:tc>
+        <w:tc>
+          <w:tcPr>
+            <w:tcW w:type="dxa" w:w="4320"/>
+          </w:tcPr>
+          <w:p>
+            <w:r>
+              <w:t>319</w:t>
             </w:r>
           </w:p>
         </w:tc>
       </w:tr>
     </w:tbl>
-    <w:p>
-      <w:pPr>
-        <w:spacing w:after="40"/>
-      </w:pPr>
-    </w:p>
-    <w:p>
-      <w:pPr>
-        <w:spacing w:after="120"/>
-      </w:pPr>
-      <w:r>
-        <w:rPr>
-          <w:b w:val="0"/>
-          <w:i w:val="0"/>
-        </w:rPr>
-        <w:t>Occlusion testi trimesh ray intersector ile yapılır (mümkünse pyembree hızlandırmalı). Matris tamamlandığında düğüm kritik bir teşhis loglar — GEOMETRİK KAPSAMA TAVANI: en az bir adaydan görülebilen hedeflerin oranı. Bu, hiçbir planın aşamayacağı üst sınırdır ve darboğazın sensör-geometrisi mi yoksa robot-ulaşılabilirliği mi olduğunu ayırt eder. Ayrıca reddedilme nedenleri (aralık/FOV/geliş açısı/occlusion) ayrı ayrı raporlanır.</w:t>
-      </w:r>
-    </w:p>
-    <w:p>
-      <w:pPr>
-        <w:pStyle w:val="Heading2"/>
-      </w:pPr>
-      <w:r>
-        <w:rPr>
-          <w:color w:val="1F4E79"/>
-        </w:rPr>
-        <w:t>4.5 Adım 3 — Reachability-Farkında Set Cover Optimizasyonu</w:t>
-      </w:r>
-    </w:p>
-    <w:p>
-      <w:pPr>
-        <w:spacing w:after="120"/>
-      </w:pPr>
-      <w:r>
-        <w:rPr>
-          <w:b w:val="0"/>
-          <w:i w:val="0"/>
-        </w:rPr>
-        <w:t>Bu adım paketin kalbidir. Amaç: hedeflerin coverage_threshold (0.98) oranını en az sayıda viewpoint ile kapsamak. Klasik açgözlü (greedy) set-cover kullanılır; her turda en yüksek ‘yeni kapsanan nokta / maliyet’ skorlu aday seçilir:</w:t>
-      </w:r>
-    </w:p>
-    <w:p>
-      <w:pPr>
-        <w:spacing w:before="80" w:after="160"/>
-        <w:ind w:left="288"/>
-        <w:shd w:val="clear" w:color="auto" w:fill="F2F2F2"/>
-      </w:pPr>
-      <w:r>
-        <w:rPr>
-          <w:rFonts w:ascii="Consolas" w:hAnsi="Consolas"/>
-          <w:sz w:val="18"/>
-        </w:rPr>
-        <w:t>score = (yeni kapsanan hedef sayısı) / cost</w:t>
-        <w:br/>
-        <w:t>cost  = 1.0                     (travel_weight = 0 -&gt; saf maks-kapsama)</w:t>
-        <w:br/>
-        <w:t>cost  = 1 + travel_weight·mesafe (&gt;0 -&gt; robot yolunu da kısaltır)</w:t>
-      </w:r>
-    </w:p>
-    <w:p>
-      <w:pPr>
-        <w:spacing w:after="120"/>
-      </w:pPr>
-      <w:r>
-        <w:rPr>
-          <w:b/>
-          <w:i w:val="0"/>
-        </w:rPr>
-        <w:t>Bu adımın üç kritik özelliği vardır:</w:t>
-      </w:r>
-    </w:p>
-    <w:p>
-      <w:pPr>
-        <w:pStyle w:val="ListBullet"/>
-        <w:spacing w:after="40"/>
-      </w:pPr>
-      <w:r/>
-      <w:r>
-        <w:rPr>
-          <w:b/>
-        </w:rPr>
-        <w:t>Ulaşılabilirlik döngü İÇİNE gömülüdür (post-filtre DEĞİL):</w:t>
-      </w:r>
-      <w:r>
-        <w:t xml:space="preserve"> Açgözlü adım bir adayı seçmek istediğinde, ReachabilityChecker o pozu /compute_ik ile test eder. Ulaşılamıyorsa aday dışlanır ve bir sonraki en iyi ulaşılabilir aday aranır. Böylece raporlanan kapsama, robotun gerçekten teslim edebileceği kapsamadır ve minimal küme bozulmaz. IK yalnızca açgözlü adımın gerçekten istediği adaylar için sorgulandığından maliyet düşük kalır.</w:t>
-      </w:r>
-    </w:p>
-    <w:p>
-      <w:pPr>
-        <w:pStyle w:val="ListBullet"/>
-        <w:spacing w:after="40"/>
-      </w:pPr>
-      <w:r/>
-      <w:r>
-        <w:rPr>
-          <w:b/>
-        </w:rPr>
-        <w:t>Otonom durma — marjinal kazanç tabanı (min_marginal_coverage):</w:t>
-      </w:r>
-      <w:r>
-        <w:t xml:space="preserve"> Sabit bir viewpoint sayısı dayatmak yerine, açgözlü döngü, sıradaki en iyi adayın ekleyeceği YENİ nokta sayısı min_marginal_coverage × hedef_sayısı’nın altına düştüğünde durur. Böylece viewpoint SAYISI şasenin geometrisinden (azalan-getiri eğrisinin dizinden) kendiliğinden çıkar. yaml’de 0.01 (~%1) verimsiz kuyruğu keser; büyütmek daha az/değerli durak (~10-12), küçültmek daha çok kapsama (~25) verir. max_viewpoints artık yalnızca bir güvenlik tavanıdır (0 = kapalı).</w:t>
-      </w:r>
-    </w:p>
-    <w:p>
-      <w:pPr>
-        <w:pStyle w:val="ListBullet"/>
-        <w:spacing w:after="40"/>
-      </w:pPr>
-      <w:r/>
-      <w:r>
-        <w:rPr>
-          <w:b/>
-        </w:rPr>
-        <w:t>Fazlalık budama (redundancy pruning):</w:t>
-      </w:r>
-      <w:r>
-        <w:t xml:space="preserve"> Açgözlü sonuç üzerinde ters-silme geçişi yapılır; kapsaması diğerlerince zaten sağlanan viewpoint’ler (eşik korunduğu sürece) atılır. Coverage matrisine bakarak çalıştığı için kapsamayı asla sessizce düşürmez.</w:t>
-      </w:r>
-    </w:p>
-    <w:p>
-      <w:pPr>
-        <w:spacing w:after="120"/>
-      </w:pPr>
-      <w:r>
-        <w:rPr>
-          <w:b/>
-          <w:i w:val="0"/>
-        </w:rPr>
-        <w:t>Plan / Yürütme Sahne Eşleştirmesi (match_execution_scene):</w:t>
-      </w:r>
-    </w:p>
-    <w:p>
-      <w:pPr>
-        <w:spacing w:after="120"/>
-      </w:pPr>
-      <w:r>
-        <w:rPr>
-          <w:b w:val="0"/>
-          <w:i w:val="0"/>
-        </w:rPr>
-        <w:t>Plan zamanındaki IK kontrolü (avoid_collisions=True) ile yürütme zamanındaki hareket planlaması AYNI çarpışma dünyasını görmelidir. Aksi halde IK, kolun zemine daldığı veya şaseye sürttüğü pozları kabul eder; bunlar plana girer ama yürütmede planlanamaz (‘N viewpoint ulaşılamadı’ sürprizi). Bunu önlemek için _match_execution_scene(), IK filtresinden ÖNCE yürütücünün uyguladığı sahneyi move_group’a yükler: bir zemin (ground-plane) çarpışma kutusu ve ur10e_ ön ekli link’lere collision_padding. Böylece plan-zamanı IK, yürütücünün ulaşamayacağı pozları baştan reddeder.</w:t>
-      </w:r>
-    </w:p>
-    <w:p>
-      <w:pPr>
-        <w:spacing w:after="120"/>
-      </w:pPr>
-      <w:r>
-        <w:rPr>
-          <w:b w:val="0"/>
-          <w:i w:val="0"/>
-        </w:rPr>
-        <w:t>IK çözücü olarak grup gerçek ulaşılabilirliği ölçmek için pick_ik/PickIkPlugin (global, memetik) kullanır; zayıf tek-tohumlu KDL’ye göre çok daha fazla çözüm bulur. /compute_ik istekleri 0.1 s zaman aşımıyla yapılır. Başarısızlıklar hata koduna göre dökülür (NO_IK_SOLUTION vs. GOAL_IN_COLLISION), böylece düşük kapsamanın kaynağı — kinematik erişim mi, çarpışma mı — teşhis edilebilir.</w:t>
-      </w:r>
-    </w:p>
-    <w:p>
-      <w:pPr>
-        <w:pStyle w:val="Heading2"/>
-      </w:pPr>
-      <w:r>
-        <w:rPr>
-          <w:color w:val="1F4E79"/>
-        </w:rPr>
-        <w:t>4.6 Adım 3b — Pose Clustering (opsiyonel)</w:t>
-      </w:r>
-    </w:p>
-    <w:p>
-      <w:pPr>
-        <w:spacing w:after="120"/>
-      </w:pPr>
-      <w:r>
-        <w:rPr>
-          <w:b w:val="0"/>
-          <w:i w:val="0"/>
-        </w:rPr>
-        <w:t>cluster_merge_enabled=true iken, seçilen viewpoint’lerden HEM konum HEM bakış yönü olarak birbirine yakın olanlar tek bir ortalama poza birleştirilir. Ortalama poz sentetik olduğundan güvenli değildir; bu yüzden her birleşmiş poz yeniden doğrulanır: (a) kümenin hedeflerinin en az cluster_min_coverage_ratio’sunu hâlâ görüyor mu, (b) IK ile ulaşılabilir mi. İkisinden biri başarısızsa küme, en iyi gerçek üyesine geri düşer. Böylece birleştirme yakın-tekrar durakları azaltır ama kapsamayı asla sessizce kaybetmez ve ulaşılamaz waypoint üretmez.</w:t>
-      </w:r>
-    </w:p>
-    <w:p>
-      <w:pPr>
-        <w:pStyle w:val="Heading2"/>
-      </w:pPr>
-      <w:r>
-        <w:rPr>
-          <w:color w:val="1F4E79"/>
-        </w:rPr>
-        <w:t>4.7 Adım 4 — Rota Optimizasyonu (order_by_proximity)</w:t>
-      </w:r>
-    </w:p>
-    <w:p>
-      <w:pPr>
-        <w:spacing w:after="120"/>
-      </w:pPr>
-      <w:r>
-        <w:rPr>
-          <w:b w:val="0"/>
-          <w:i w:val="0"/>
-        </w:rPr>
-        <w:t>Seçilen viewpoint’ler, açgözlü kapsama keşif sırasında şasenin bir ucundan diğerine zıplayabilir. order_by_proximity=true iken viewpoint’ler kısa bir kartezyen gezme yoluna yeniden sıralanır: en yüksek kapsamalı viewpoint’ten başlayan bir en-yakın-komşu turu, ardından 2-opt iyileştirmesi. Yalnızca gezme SIRASI değişir; seçilen küme ve her viewpoint’in bilgilendiricilik sırası (rank) korunur.</w:t>
-      </w:r>
-    </w:p>
-    <w:p>
-      <w:pPr>
-        <w:pStyle w:val="Heading2"/>
-      </w:pPr>
-      <w:r>
-        <w:rPr>
-          <w:color w:val="1F4E79"/>
-        </w:rPr>
-        <w:t>4.8 Adım 5 — Plan Dosyası (JSON çıktısı)</w:t>
-      </w:r>
-    </w:p>
-    <w:p>
-      <w:pPr>
-        <w:spacing w:after="120"/>
-      </w:pPr>
-      <w:r>
-        <w:rPr>
-          <w:b w:val="0"/>
-          <w:i w:val="0"/>
-        </w:rPr>
-        <w:t>Sonuç plans/viewpoint_plan.json’a yazılır. Şema:</w:t>
-      </w:r>
-    </w:p>
-    <w:p>
-      <w:pPr>
-        <w:spacing w:before="80" w:after="160"/>
-        <w:ind w:left="288"/>
-        <w:shd w:val="clear" w:color="auto" w:fill="F2F2F2"/>
-      </w:pPr>
-      <w:r>
-        <w:rPr>
-          <w:rFonts w:ascii="Consolas" w:hAnsi="Consolas"/>
-          <w:sz w:val="18"/>
-        </w:rPr>
-        <w:t>{</w:t>
-        <w:br/>
-        <w:t xml:space="preserve">  "coverage_achieved": 0.60,          # gerçekleşen kapsama oranı</w:t>
-        <w:br/>
-        <w:t xml:space="preserve">  "coverage_threshold": 0.98,</w:t>
-        <w:br/>
-        <w:t xml:space="preserve">  "total_viewpoints": 15,</w:t>
-        <w:br/>
-        <w:t xml:space="preserve">  "camera_config": { ... },            # kullanılan kamera modeli</w:t>
-        <w:br/>
-        <w:t xml:space="preserve">  "ur_viewpoints": [</w:t>
-        <w:br/>
-        <w:t xml:space="preserve">    {</w:t>
-        <w:br/>
-        <w:t xml:space="preserve">      "id": "vp_000",</w:t>
-        <w:br/>
-        <w:t xml:space="preserve">      "position": [x, y, z],           # dünya çerçevesi</w:t>
-        <w:br/>
-        <w:t xml:space="preserve">      "rotation": [[..],[..],[..]],    # 3x3 rotasyon matrisi</w:t>
-        <w:br/>
-        <w:t xml:space="preserve">      "rank": 0,                        # bilgilendiricilik sırası (0 = en çok)</w:t>
-        <w:br/>
-        <w:t xml:space="preserve">      "new_points_covered": 812,</w:t>
-        <w:br/>
-        <w:t xml:space="preserve">      "total_points_visible": 1034,</w:t>
-        <w:br/>
-        <w:t xml:space="preserve">      "cumulative_coverage": 0.19,</w:t>
-        <w:br/>
-        <w:t xml:space="preserve">      "joint_names": [...],             # IK’dan çözüm (7-DOF)</w:t>
-        <w:br/>
-        <w:t xml:space="preserve">      "joint_positions": [...]          # yürütmede doğrudan kullanılır</w:t>
-        <w:br/>
-        <w:t xml:space="preserve">    }, ...</w:t>
-        <w:br/>
-        <w:t xml:space="preserve">  ]</w:t>
-        <w:br/>
-        <w:t>}</w:t>
-      </w:r>
-    </w:p>
-    <w:p>
-      <w:pPr>
-        <w:spacing w:after="120"/>
-      </w:pPr>
-      <w:r>
-        <w:rPr>
-          <w:b w:val="0"/>
-          <w:i w:val="0"/>
-        </w:rPr>
-        <w:t>Kritik nokta: her viewpoint kendi IK eklem çözümünü (joint_positions) taşır. Bu sayede yürütme aşamasında IK/planlama belirsizliği olmaz — robot doğrudan kayıtlı eklem hedefine planlanır.</w:t>
-      </w:r>
-    </w:p>
+    <w:p/>
     <w:p>
       <w:pPr>
         <w:pStyle w:val="Heading1"/>
       </w:pPr>
       <w:r>
-        <w:rPr>
-          <w:color w:val="1F4E79"/>
-        </w:rPr>
-        <w:t>5. Faz 2 — Inspection Execution</w:t>
+        <w:t>5. Yürütücü</w:t>
       </w:r>
     </w:p>
     <w:p>
-      <w:pPr>
-        <w:spacing w:after="120"/>
-      </w:pPr>
       <w:r>
-        <w:rPr>
-          <w:b w:val="0"/>
-          <w:i w:val="0"/>
-        </w:rPr>
-        <w:t>inspection_execution.launch.py, InspectionExecutor düğümünü başlatır. Bu düğüm plan JSON’undaki her UR10e viewpoint’ini ziyaret eder, her durakta nokta bulutu yakalar ve OctoMap üretimi için diske yazar. MoveIt YALNIZCA planlama için (çarpışma-farkında) kullanılır; yürütme doğrudan kontrolcüye gönderilir.</w:t>
-      </w:r>
-    </w:p>
-    <w:p>
-      <w:pPr>
-        <w:pStyle w:val="Heading2"/>
-      </w:pPr>
-      <w:r>
-        <w:rPr>
-          <w:color w:val="1F4E79"/>
-        </w:rPr>
-        <w:t>5.1 Yürütme Sırası ve Başlangıç</w:t>
-      </w:r>
-    </w:p>
-    <w:p>
-      <w:pPr>
-        <w:spacing w:after="120"/>
-      </w:pPr>
-      <w:r>
-        <w:rPr>
-          <w:b w:val="0"/>
-          <w:i w:val="0"/>
-        </w:rPr>
-        <w:t>Plan yüklenir ve order_by_proximity=true ise yürütme sırası, şasenin ÖNÜNDEN (en büyük Y’li viewpoint) başlayacak şekilde yeniden düzenlenir; sonra en-yakın-komşu + 2-opt ile devam eder (2-opt başlangıç noktasını sabit tutar). Ardından UR kontrolcü action sunucusu ve /joint_states önbelleği beklenir.</w:t>
-      </w:r>
-    </w:p>
-    <w:p>
-      <w:pPr>
-        <w:pStyle w:val="Heading2"/>
-      </w:pPr>
-      <w:r>
-        <w:rPr>
-          <w:color w:val="1F4E79"/>
-        </w:rPr>
-        <w:t>5.2 Planlama Sahnesinin Kurulması</w:t>
-      </w:r>
-    </w:p>
-    <w:p>
-      <w:pPr>
-        <w:pStyle w:val="ListBullet"/>
-        <w:spacing w:after="40"/>
-      </w:pPr>
-      <w:r/>
-      <w:r>
-        <w:rPr>
-          <w:b/>
-        </w:rPr>
-        <w:t>Ground plane (zemin kutusu):</w:t>
-      </w:r>
-      <w:r>
-        <w:t xml:space="preserve"> move_group’un planlama sahnesine büyük, ince bir çarpışma kutusu eklenir; üst yüzeyi ground_plane_z’dedir (varsayılan −0.02 m). Böylece hiçbir plan kolu zeminin altına indirmez.</w:t>
-      </w:r>
-    </w:p>
-    <w:p>
-      <w:pPr>
-        <w:pStyle w:val="ListBullet"/>
-        <w:spacing w:after="40"/>
-      </w:pPr>
-      <w:r/>
-      <w:r>
-        <w:rPr>
-          <w:b/>
-        </w:rPr>
-        <w:t>Collision padding:</w:t>
-      </w:r>
-      <w:r>
-        <w:t xml:space="preserve"> Hareket eden kol link’leri (ur10e_ ön ekli) collision_padding kadar (varsayılan 3 cm) şişirilir; MoveIt her engelden bu kadar güvenlik payı bırakır. Not: operatör tercihiyle bu padding statik hücre mobilyasına da (şase, masa, konveyör) uygulanır — gerçek dünyada çarpışma riskini azaltmak için bilinçli bir güvenlik marjıdır.</w:t>
-      </w:r>
-    </w:p>
-    <w:p>
-      <w:pPr>
-        <w:pStyle w:val="Heading2"/>
-      </w:pPr>
-      <w:r>
-        <w:rPr>
-          <w:color w:val="1F4E79"/>
-        </w:rPr>
-        <w:t>5.3 Hareket: Plan + Doğrudan Kontrolcü</w:t>
-      </w:r>
-    </w:p>
-    <w:p>
-      <w:pPr>
-        <w:spacing w:after="120"/>
-      </w:pPr>
-      <w:r>
-        <w:rPr>
-          <w:b w:val="0"/>
-          <w:i w:val="0"/>
-        </w:rPr>
-        <w:t>Her viewpoint için düğüm önce hareketi planlar (robotu hareket ettirmeden). Plan, kayıtlı eklem çözümüne (yalnızca grubun kendi eklemleri hedeflenerek) yapılır. Her viewpoint plan zamanında zaten IK’dan geçtiği için, bir plan başarısızlığı pozun ulaşılamaz olması değil, rastgele hareket planlayıcının verilen sürede yol bulamamasıdır. Bu yüzden:</w:t>
+        <w:t>Yürütücü düğümü, çok-robot paketiyle aynı desene çekildi: tekrarlanabilir olan her şey (plan okuma, trajectory cache, 2π açma, padding, sahne kurulumu, varış denetimi) ortak bir temel sınıftadır; bu dosyada yalnızca UR'ye özgü olan kalır — hangi MoveIt grubu, hangi kamera konuları, yörüngenin nasıl gönderildiği.</w:t>
       </w:r>
     </w:p>
     <w:tbl>
       <w:tblPr>
         <w:tblStyle w:val="LightGrid-Accent1"/>
         <w:tblW w:type="auto" w:w="0"/>
-        <w:jc w:val="center"/>
         <w:tblLook w:firstColumn="1" w:firstRow="1" w:lastColumn="0" w:lastRow="0" w:noHBand="0" w:noVBand="1" w:val="04A0"/>
       </w:tblPr>
       <w:tblGrid>
@@ -1901,46 +1073,31 @@
       <w:tr>
         <w:tc>
           <w:tcPr>
-            <w:tcW w:type="dxa" w:w="3168"/>
+            <w:tcW w:type="dxa" w:w="2880"/>
           </w:tcPr>
           <w:p>
-            <w:r/>
             <w:r>
-              <w:rPr>
-                <w:b/>
-                <w:sz w:val="19"/>
-              </w:rPr>
-              <w:t>Parametre</w:t>
+              <w:t>Ayar</w:t>
             </w:r>
           </w:p>
         </w:tc>
         <w:tc>
           <w:tcPr>
-            <w:tcW w:type="dxa" w:w="2160"/>
+            <w:tcW w:type="dxa" w:w="2880"/>
           </w:tcPr>
           <w:p>
-            <w:r/>
             <w:r>
-              <w:rPr>
-                <w:b/>
-                <w:sz w:val="19"/>
-              </w:rPr>
               <w:t>Varsayılan</w:t>
             </w:r>
           </w:p>
         </w:tc>
         <w:tc>
           <w:tcPr>
-            <w:tcW w:type="dxa" w:w="4032"/>
+            <w:tcW w:type="dxa" w:w="2880"/>
           </w:tcPr>
           <w:p>
-            <w:r/>
             <w:r>
-              <w:rPr>
-                <w:b/>
-                <w:sz w:val="19"/>
-              </w:rPr>
-              <w:t>Anlamı</w:t>
+              <w:t>Not</w:t>
             </w:r>
           </w:p>
         </w:tc>
@@ -1948,43 +1105,31 @@
       <w:tr>
         <w:tc>
           <w:tcPr>
-            <w:tcW w:type="dxa" w:w="3168"/>
+            <w:tcW w:type="dxa" w:w="2880"/>
           </w:tcPr>
           <w:p>
-            <w:r/>
             <w:r>
-              <w:rPr>
-                <w:sz w:val="18"/>
-              </w:rPr>
-              <w:t>allowed_planning_time</w:t>
+              <w:t>use_trajectory_cache</w:t>
             </w:r>
           </w:p>
         </w:tc>
         <w:tc>
           <w:tcPr>
-            <w:tcW w:type="dxa" w:w="2160"/>
+            <w:tcW w:type="dxa" w:w="2880"/>
           </w:tcPr>
           <w:p>
-            <w:r/>
             <w:r>
-              <w:rPr>
-                <w:sz w:val="18"/>
-              </w:rPr>
-              <w:t>10.0 s</w:t>
+              <w:t>true</w:t>
             </w:r>
           </w:p>
         </w:tc>
         <w:tc>
           <w:tcPr>
-            <w:tcW w:type="dxa" w:w="4032"/>
+            <w:tcW w:type="dxa" w:w="2880"/>
           </w:tcPr>
           <w:p>
-            <w:r/>
             <w:r>
-              <w:rPr>
-                <w:sz w:val="18"/>
-              </w:rPr>
-              <w:t>Tek planlayıcı çalışması için süre (pymoveit2 varsayılanından çok büyük).</w:t>
+              <w:t>her viewpoint bir kez planlanır, &lt;plans&gt;/trajectories/ur_&lt;id&gt;.json olarak kaydedilir ve sonraki koşularda OYNATILIR</w:t>
             </w:r>
           </w:p>
         </w:tc>
@@ -1992,43 +1137,31 @@
       <w:tr>
         <w:tc>
           <w:tcPr>
-            <w:tcW w:type="dxa" w:w="3168"/>
+            <w:tcW w:type="dxa" w:w="2880"/>
           </w:tcPr>
           <w:p>
-            <w:r/>
             <w:r>
-              <w:rPr>
-                <w:sz w:val="18"/>
-              </w:rPr>
-              <w:t>num_planning_attempts</w:t>
+              <w:t>force_replan</w:t>
             </w:r>
           </w:p>
         </w:tc>
         <w:tc>
           <w:tcPr>
-            <w:tcW w:type="dxa" w:w="2160"/>
+            <w:tcW w:type="dxa" w:w="2880"/>
           </w:tcPr>
           <w:p>
-            <w:r/>
             <w:r>
-              <w:rPr>
-                <w:sz w:val="18"/>
-              </w:rPr>
-              <w:t>10</w:t>
+              <w:t>false</w:t>
             </w:r>
           </w:p>
         </w:tc>
         <w:tc>
           <w:tcPr>
-            <w:tcW w:type="dxa" w:w="4032"/>
+            <w:tcW w:type="dxa" w:w="2880"/>
           </w:tcPr>
           <w:p>
-            <w:r/>
             <w:r>
-              <w:rPr>
-                <w:sz w:val="18"/>
-              </w:rPr>
-              <w:t>Tek plan çağrısı içindeki paralel planlayıcı denemesi.</w:t>
+              <w:t>URDF/SRDF/padding değişince cache geçersizdir ama bunu kendisi anlamaz; geometri değiştiyse true ile yeniden kaydedin</w:t>
             </w:r>
           </w:p>
         </w:tc>
@@ -2036,43 +1169,31 @@
       <w:tr>
         <w:tc>
           <w:tcPr>
-            <w:tcW w:type="dxa" w:w="3168"/>
+            <w:tcW w:type="dxa" w:w="2880"/>
           </w:tcPr>
           <w:p>
-            <w:r/>
             <w:r>
-              <w:rPr>
-                <w:sz w:val="18"/>
-              </w:rPr>
-              <w:t>plan_attempts</w:t>
+              <w:t>execute_via_move_group</w:t>
             </w:r>
           </w:p>
         </w:tc>
         <w:tc>
           <w:tcPr>
-            <w:tcW w:type="dxa" w:w="2160"/>
+            <w:tcW w:type="dxa" w:w="2880"/>
           </w:tcPr>
           <w:p>
-            <w:r/>
             <w:r>
-              <w:rPr>
-                <w:sz w:val="18"/>
-              </w:rPr>
-              <w:t>4</w:t>
+              <w:t>true</w:t>
             </w:r>
           </w:p>
         </w:tc>
         <w:tc>
           <w:tcPr>
-            <w:tcW w:type="dxa" w:w="4032"/>
+            <w:tcW w:type="dxa" w:w="2880"/>
           </w:tcPr>
           <w:p>
-            <w:r/>
             <w:r>
-              <w:rPr>
-                <w:sz w:val="18"/>
-              </w:rPr>
-              <w:t>Bir viewpoint atlanmadan önce tüm plan çağrısının kaç kez tekrarlanacağı.</w:t>
+              <w:t>yörünge move_group'un execute_trajectory action'ına gider; ham FollowJointTrajectory yolu rayı sarsıyordu</w:t>
             </w:r>
           </w:p>
         </w:tc>
@@ -2080,198 +1201,136 @@
       <w:tr>
         <w:tc>
           <w:tcPr>
-            <w:tcW w:type="dxa" w:w="3168"/>
+            <w:tcW w:type="dxa" w:w="2880"/>
           </w:tcPr>
           <w:p>
-            <w:r/>
             <w:r>
-              <w:rPr>
-                <w:sz w:val="18"/>
-              </w:rPr>
-              <w:t>planner_id</w:t>
+              <w:t>use_pose_goal</w:t>
             </w:r>
           </w:p>
         </w:tc>
         <w:tc>
           <w:tcPr>
-            <w:tcW w:type="dxa" w:w="2160"/>
+            <w:tcW w:type="dxa" w:w="2880"/>
           </w:tcPr>
           <w:p>
-            <w:r/>
             <w:r>
-              <w:rPr>
-                <w:sz w:val="18"/>
-              </w:rPr>
-              <w:t>"" (RRTConnect)</w:t>
+              <w:t>false</w:t>
             </w:r>
           </w:p>
         </w:tc>
         <w:tc>
           <w:tcPr>
-            <w:tcW w:type="dxa" w:w="4032"/>
+            <w:tcW w:type="dxa" w:w="2880"/>
           </w:tcPr>
           <w:p>
-            <w:r/>
             <w:r>
-              <w:rPr>
-                <w:sz w:val="18"/>
-              </w:rPr>
-              <w:t>OMPL planlayıcı; boşsa move_group varsayılanı (RRTConnect).</w:t>
+              <w:t>plandaki eklem konfigürasyonuna gidilir; sıralama zaten bütün turu o dallar üzerinden doğruladı</w:t>
+            </w:r>
+          </w:p>
+        </w:tc>
+      </w:tr>
+      <w:tr>
+        <w:tc>
+          <w:tcPr>
+            <w:tcW w:type="dxa" w:w="2880"/>
+          </w:tcPr>
+          <w:p>
+            <w:r>
+              <w:t>nearest_branch_ik</w:t>
+            </w:r>
+          </w:p>
+        </w:tc>
+        <w:tc>
+          <w:tcPr>
+            <w:tcW w:type="dxa" w:w="2880"/>
+          </w:tcPr>
+          <w:p>
+            <w:r>
+              <w:t>false</w:t>
+            </w:r>
+          </w:p>
+        </w:tc>
+        <w:tc>
+          <w:tcPr>
+            <w:tcW w:type="dxa" w:w="2880"/>
+          </w:tcPr>
+          <w:p>
+            <w:r>
+              <w:t>poz başına en yakın dalı seçmek AÇGÖZLÜdür ve planlanmış zincirden çıkarır; sıralama bu kararı tur genelinde verir</w:t>
+            </w:r>
+          </w:p>
+        </w:tc>
+      </w:tr>
+      <w:tr>
+        <w:tc>
+          <w:tcPr>
+            <w:tcW w:type="dxa" w:w="2880"/>
+          </w:tcPr>
+          <w:p>
+            <w:r>
+              <w:t>ur_velocity / ur_acceleration</w:t>
+            </w:r>
+          </w:p>
+        </w:tc>
+        <w:tc>
+          <w:tcPr>
+            <w:tcW w:type="dxa" w:w="2880"/>
+          </w:tcPr>
+          <w:p>
+            <w:r>
+              <w:t>0.1</w:t>
+            </w:r>
+          </w:p>
+        </w:tc>
+        <w:tc>
+          <w:tcPr>
+            <w:tcW w:type="dxa" w:w="2880"/>
+          </w:tcPr>
+          <w:p>
+            <w:r>
+              <w:t>MoveIt ölçekleme çarpanları</w:t>
+            </w:r>
+          </w:p>
+        </w:tc>
+      </w:tr>
+      <w:tr>
+        <w:tc>
+          <w:tcPr>
+            <w:tcW w:type="dxa" w:w="2880"/>
+          </w:tcPr>
+          <w:p>
+            <w:r>
+              <w:t>allowed_planning_time / attempts</w:t>
+            </w:r>
+          </w:p>
+        </w:tc>
+        <w:tc>
+          <w:tcPr>
+            <w:tcW w:type="dxa" w:w="2880"/>
+          </w:tcPr>
+          <w:p>
+            <w:r>
+              <w:t>10 s / 10</w:t>
+            </w:r>
+          </w:p>
+        </w:tc>
+        <w:tc>
+          <w:tcPr>
+            <w:tcW w:type="dxa" w:w="2880"/>
+          </w:tcPr>
+          <w:p>
+            <w:r>
+              <w:t>10 paralel deneme, en kısası tutulur</w:t>
             </w:r>
           </w:p>
         </w:tc>
       </w:tr>
     </w:tbl>
+    <w:p/>
     <w:p>
-      <w:pPr>
-        <w:spacing w:after="40"/>
-      </w:pPr>
-    </w:p>
-    <w:p>
-      <w:pPr>
-        <w:spacing w:after="120"/>
-      </w:pPr>
       <w:r>
-        <w:rPr>
-          <w:b w:val="0"/>
-          <w:i w:val="0"/>
-        </w:rPr>
-        <w:t>Plan başarılıysa üretilen JointTrajectory doğrudan UR’nin kendi FollowJointTrajectory kontrolcüsüne (/scaled_joint_trajectory_controller/...) gönderilir; move_group action sunucusu bypass edilir. Bu tasarım, çok-robotlu senaryoda iki kolun aynı anda hareket edebilmesini sağlar (tek move_group sunucusu için yarışmazlar).</w:t>
-      </w:r>
-    </w:p>
-    <w:p>
-      <w:pPr>
-        <w:pStyle w:val="Heading2"/>
-      </w:pPr>
-      <w:r>
-        <w:rPr>
-          <w:color w:val="1F4E79"/>
-        </w:rPr>
-        <w:t>5.4 Nokta Bulutu Yakalama ve Kaydetme</w:t>
-      </w:r>
-    </w:p>
-    <w:p>
-      <w:pPr>
-        <w:spacing w:after="120"/>
-      </w:pPr>
-      <w:r>
-        <w:rPr>
-          <w:b w:val="0"/>
-          <w:i w:val="0"/>
-        </w:rPr>
-        <w:t>Robot durakta durunca capture_and_save() çalışır. Bir veya iki yakalama akışı (stream) vardır:</w:t>
-      </w:r>
-    </w:p>
-    <w:p>
-      <w:pPr>
-        <w:pStyle w:val="ListBullet"/>
-        <w:spacing w:after="40"/>
-      </w:pPr>
-      <w:r/>
-      <w:r>
-        <w:rPr>
-          <w:b/>
-        </w:rPr>
-        <w:t>sim akışı (her zaman):</w:t>
-      </w:r>
-      <w:r>
-        <w:t xml:space="preserve"> /sim/pointcloud — Gazebo SICK. Bu topic’e abone olmak sim→real köprüsünü de tetikler.</w:t>
-      </w:r>
-    </w:p>
-    <w:p>
-      <w:pPr>
-        <w:pStyle w:val="ListBullet"/>
-        <w:spacing w:after="40"/>
-      </w:pPr>
-      <w:r/>
-      <w:r>
-        <w:rPr>
-          <w:b/>
-        </w:rPr>
-        <w:t>real akışı (only_sim=false ise):</w:t>
-      </w:r>
-      <w:r>
-        <w:t xml:space="preserve"> /sick_points — fiziksel SICK kamera. Her viewpoint’te sim ile birlikte yakalanır, ayrı bir ağaca yazılır.</w:t>
-      </w:r>
-    </w:p>
-    <w:p>
-      <w:pPr>
-        <w:spacing w:after="120"/>
-      </w:pPr>
-      <w:r>
-        <w:rPr>
-          <w:b w:val="0"/>
-          <w:i w:val="0"/>
-        </w:rPr>
-        <w:t>Her akış için: hareket öncesi bulut atılır, capture_settle_sec kadar beklenir (kol durduktan sonra gelen taze kare alınır), sonra:</w:t>
-      </w:r>
-    </w:p>
-    <w:p>
-      <w:pPr>
-        <w:pStyle w:val="ListBullet"/>
-        <w:spacing w:after="40"/>
-      </w:pPr>
-      <w:r>
-        <w:t>TF’den world←sensor dönüşümü alınır; transform_to_world=true ise bulut noktaları dünya çerçevesine döndürülür (pts @ R.T + trans).</w:t>
-      </w:r>
-    </w:p>
-    <w:p>
-      <w:pPr>
-        <w:pStyle w:val="ListBullet"/>
-        <w:spacing w:after="40"/>
-      </w:pPr>
-      <w:r>
-        <w:t>Bulut N.pcd olarak (open3d ile), sensör orijini N.txt olarak ‘x y z qx qy qz qw’ formatında (OctoMap için) yazılır.</w:t>
-      </w:r>
-    </w:p>
-    <w:p>
-      <w:pPr>
-        <w:spacing w:after="120"/>
-      </w:pPr>
-      <w:r>
-        <w:rPr>
-          <w:b w:val="0"/>
-          <w:i w:val="0"/>
-        </w:rPr>
-        <w:t>Çıktı ağacı (output_base_dir varsayılan ~/colcon_ws/src/pcds):</w:t>
-      </w:r>
-    </w:p>
-    <w:p>
-      <w:pPr>
-        <w:spacing w:before="80" w:after="160"/>
-        <w:ind w:left="288"/>
-        <w:shd w:val="clear" w:color="auto" w:fill="F2F2F2"/>
-      </w:pPr>
-      <w:r>
-        <w:rPr>
-          <w:rFonts w:ascii="Consolas" w:hAnsi="Consolas"/>
-          <w:sz w:val="18"/>
-        </w:rPr>
-        <w:t>pcds/single_ur10e/</w:t>
-        <w:br/>
-        <w:t xml:space="preserve">  ├── sim_data/</w:t>
-        <w:br/>
-        <w:t xml:space="preserve">  │     ├── pcds/   1.pcd, 2.pcd, ...</w:t>
-        <w:br/>
-        <w:t xml:space="preserve">  │     └── poses/  1.txt, 2.txt, ...   (x y z qx qy qz qw, dünya çerçevesi)</w:t>
-        <w:br/>
-        <w:t xml:space="preserve">  └── real_data/    (yalnızca only_sim=false)</w:t>
-        <w:br/>
-        <w:t xml:space="preserve">        ├── pcds/</w:t>
-        <w:br/>
-        <w:t xml:space="preserve">        └── poses/</w:t>
-      </w:r>
-    </w:p>
-    <w:p>
-      <w:pPr>
-        <w:spacing w:after="120"/>
-      </w:pPr>
-      <w:r>
-        <w:rPr>
-          <w:b w:val="0"/>
-          <w:i w:val="0"/>
-        </w:rPr>
-        <w:t>Bu ayrık ağaç yapısı, OctoMap üreticisinin --pcd_dir / --pose_dir’i doğrudan bu klasörlere yönlendirmesini sağlar ve solo-vs-multi karşılaştırmasında sim/real bulutlarının karışmasını önler.</w:t>
+        <w:t>En yakın dal araması ve en kısa yörüngenin seçilmesi artık senaryo kodunda değil, pymoveit2_real kütüphanesindedir (nearest_branch_ik, plan_nearest_branch, trajectory_travel). Trajectory cache bilerek kütüphaneye taşınmadı: o, muayene senaryosunun kendi sözleşmesidir.</w:t>
       </w:r>
     </w:p>
     <w:p>
@@ -2279,29 +1338,18 @@
         <w:pStyle w:val="Heading1"/>
       </w:pPr>
       <w:r>
-        <w:rPr>
-          <w:color w:val="1F4E79"/>
-        </w:rPr>
-        <w:t>6. Konfigürasyon Referansı (sick_tmini_params.yaml)</w:t>
+        <w:t>6. Plan Bakımı ve Cache Sözleşmesi</w:t>
       </w:r>
     </w:p>
     <w:p>
-      <w:pPr>
-        <w:spacing w:after="120"/>
-      </w:pPr>
       <w:r>
-        <w:rPr>
-          <w:b w:val="0"/>
-          <w:i w:val="0"/>
-        </w:rPr>
-        <w:t>Planlama davranışını belirleyen başlıca parametreler. Config install/share’den yüklendiği için değişiklik sonrası colcon build gerekir.</w:t>
+        <w:t>Gerçek koşularda birkaç bakış-noktası hücrede yürütülemedi ve plandan çıkarıldı. Bu düzeltmeler KAYNAK KODA DOKUNMADAN yalnız plan dosyasında yapıldı ve plana manual_edits bloğu olarak yazıldı:</w:t>
       </w:r>
     </w:p>
     <w:tbl>
       <w:tblPr>
         <w:tblStyle w:val="LightGrid-Accent1"/>
         <w:tblW w:type="auto" w:w="0"/>
-        <w:jc w:val="center"/>
         <w:tblLook w:firstColumn="1" w:firstRow="1" w:lastColumn="0" w:lastRow="0" w:noHBand="0" w:noVBand="1" w:val="04A0"/>
       </w:tblPr>
       <w:tblGrid>
@@ -2312,31 +1360,11 @@
       <w:tr>
         <w:tc>
           <w:tcPr>
-            <w:tcW w:type="dxa" w:w="3744"/>
+            <w:tcW w:type="dxa" w:w="2880"/>
           </w:tcPr>
           <w:p>
-            <w:r/>
             <w:r>
-              <w:rPr>
-                <w:b/>
-                <w:sz w:val="19"/>
-              </w:rPr>
-              <w:t>Parametre</w:t>
-            </w:r>
-          </w:p>
-        </w:tc>
-        <w:tc>
-          <w:tcPr>
-            <w:tcW w:type="dxa" w:w="2736"/>
-          </w:tcPr>
-          <w:p>
-            <w:r/>
-            <w:r>
-              <w:rPr>
-                <w:b/>
-                <w:sz w:val="19"/>
-              </w:rPr>
-              <w:t>Değer</w:t>
+              <w:t>Düzenleme</w:t>
             </w:r>
           </w:p>
         </w:tc>
@@ -2345,43 +1373,8 @@
             <w:tcW w:type="dxa" w:w="2880"/>
           </w:tcPr>
           <w:p>
-            <w:r/>
             <w:r>
-              <w:rPr>
-                <w:b/>
-                <w:sz w:val="19"/>
-              </w:rPr>
-              <w:t>Rol</w:t>
-            </w:r>
-          </w:p>
-        </w:tc>
-      </w:tr>
-      <w:tr>
-        <w:tc>
-          <w:tcPr>
-            <w:tcW w:type="dxa" w:w="3744"/>
-          </w:tcPr>
-          <w:p>
-            <w:r/>
-            <w:r>
-              <w:rPr>
-                <w:sz w:val="18"/>
-              </w:rPr>
-              <w:t>coverage_threshold</w:t>
-            </w:r>
-          </w:p>
-        </w:tc>
-        <w:tc>
-          <w:tcPr>
-            <w:tcW w:type="dxa" w:w="2736"/>
-          </w:tcPr>
-          <w:p>
-            <w:r/>
-            <w:r>
-              <w:rPr>
-                <w:sz w:val="18"/>
-              </w:rPr>
-              <w:t>0.98</w:t>
+              <w:t>Bakış-noktaları</w:t>
             </w:r>
           </w:p>
         </w:tc>
@@ -2390,12 +1383,8 @@
             <w:tcW w:type="dxa" w:w="2880"/>
           </w:tcPr>
           <w:p>
-            <w:r/>
             <w:r>
-              <w:rPr>
-                <w:sz w:val="18"/>
-              </w:rPr>
-              <w:t>Hedeflenen kapsama oranı.</w:t>
+              <w:t>Gerekçe</w:t>
             </w:r>
           </w:p>
         </w:tc>
@@ -2403,29 +1392,11 @@
       <w:tr>
         <w:tc>
           <w:tcPr>
-            <w:tcW w:type="dxa" w:w="3744"/>
+            <w:tcW w:type="dxa" w:w="2880"/>
           </w:tcPr>
           <w:p>
-            <w:r/>
             <w:r>
-              <w:rPr>
-                <w:sz w:val="18"/>
-              </w:rPr>
-              <w:t>min_marginal_coverage</w:t>
-            </w:r>
-          </w:p>
-        </w:tc>
-        <w:tc>
-          <w:tcPr>
-            <w:tcW w:type="dxa" w:w="2736"/>
-          </w:tcPr>
-          <w:p>
-            <w:r/>
-            <w:r>
-              <w:rPr>
-                <w:sz w:val="18"/>
-              </w:rPr>
-              <w:t>0.01</w:t>
+              <w:t>removed_2026-09-10</w:t>
             </w:r>
           </w:p>
         </w:tc>
@@ -2434,42 +1405,8 @@
             <w:tcW w:type="dxa" w:w="2880"/>
           </w:tcPr>
           <w:p>
-            <w:r/>
             <w:r>
-              <w:rPr>
-                <w:sz w:val="18"/>
-              </w:rPr>
-              <w:t>Otonom durma tabanı (viewpoint sayısını belirler).</w:t>
-            </w:r>
-          </w:p>
-        </w:tc>
-      </w:tr>
-      <w:tr>
-        <w:tc>
-          <w:tcPr>
-            <w:tcW w:type="dxa" w:w="3744"/>
-          </w:tcPr>
-          <w:p>
-            <w:r/>
-            <w:r>
-              <w:rPr>
-                <w:sz w:val="18"/>
-              </w:rPr>
-              <w:t>max_viewpoints</w:t>
-            </w:r>
-          </w:p>
-        </w:tc>
-        <w:tc>
-          <w:tcPr>
-            <w:tcW w:type="dxa" w:w="2736"/>
-          </w:tcPr>
-          <w:p>
-            <w:r/>
-            <w:r>
-              <w:rPr>
-                <w:sz w:val="18"/>
-              </w:rPr>
-              <w:t>0</w:t>
+              <w:t>vp_031, vp_009, vp_007</w:t>
             </w:r>
           </w:p>
         </w:tc>
@@ -2478,12 +1415,8 @@
             <w:tcW w:type="dxa" w:w="2880"/>
           </w:tcPr>
           <w:p>
-            <w:r/>
             <w:r>
-              <w:rPr>
-                <w:sz w:val="18"/>
-              </w:rPr>
-              <w:t>Opsiyonel güvenlik tavanı (0 = kapalı).</w:t>
+              <w:t>removed by the operator after a real run</w:t>
             </w:r>
           </w:p>
         </w:tc>
@@ -2491,29 +1424,11 @@
       <w:tr>
         <w:tc>
           <w:tcPr>
-            <w:tcW w:type="dxa" w:w="3744"/>
+            <w:tcW w:type="dxa" w:w="2880"/>
           </w:tcPr>
           <w:p>
-            <w:r/>
             <w:r>
-              <w:rPr>
-                <w:sz w:val="18"/>
-              </w:rPr>
-              <w:t>set_cover_travel_weight</w:t>
-            </w:r>
-          </w:p>
-        </w:tc>
-        <w:tc>
-          <w:tcPr>
-            <w:tcW w:type="dxa" w:w="2736"/>
-          </w:tcPr>
-          <w:p>
-            <w:r/>
-            <w:r>
-              <w:rPr>
-                <w:sz w:val="18"/>
-              </w:rPr>
-              <w:t>0.0</w:t>
+              <w:t>vp_008_rebranched_2026-09-11</w:t>
             </w:r>
           </w:p>
         </w:tc>
@@ -2522,42 +1437,8 @@
             <w:tcW w:type="dxa" w:w="2880"/>
           </w:tcPr>
           <w:p>
-            <w:r/>
             <w:r>
-              <w:rPr>
-                <w:sz w:val="18"/>
-              </w:rPr>
-              <w:t>0 = en az viewpoint; &gt;0 = robot yolunu da kısalt.</w:t>
-            </w:r>
-          </w:p>
-        </w:tc>
-      </w:tr>
-      <w:tr>
-        <w:tc>
-          <w:tcPr>
-            <w:tcW w:type="dxa" w:w="3744"/>
-          </w:tcPr>
-          <w:p>
-            <w:r/>
-            <w:r>
-              <w:rPr>
-                <w:sz w:val="18"/>
-              </w:rPr>
-              <w:t>num_base_points</w:t>
-            </w:r>
-          </w:p>
-        </w:tc>
-        <w:tc>
-          <w:tcPr>
-            <w:tcW w:type="dxa" w:w="2736"/>
-          </w:tcPr>
-          <w:p>
-            <w:r/>
-            <w:r>
-              <w:rPr>
-                <w:sz w:val="18"/>
-              </w:rPr>
-              <w:t>400</w:t>
+              <w:t>-</w:t>
             </w:r>
           </w:p>
         </w:tc>
@@ -2566,12 +1447,8 @@
             <w:tcW w:type="dxa" w:w="2880"/>
           </w:tcPr>
           <w:p>
-            <w:r/>
             <w:r>
-              <w:rPr>
-                <w:sz w:val="18"/>
-              </w:rPr>
-              <w:t>Aday tohumu yüzey noktası sayısı (geometrik tavan kaldıracı).</w:t>
+              <w:t>new IK branch after the cable-channel raise; vp_012-&gt;vp_008-&gt;vp_013 planned</w:t>
             </w:r>
           </w:p>
         </w:tc>
@@ -2579,29 +1456,11 @@
       <w:tr>
         <w:tc>
           <w:tcPr>
-            <w:tcW w:type="dxa" w:w="3744"/>
+            <w:tcW w:type="dxa" w:w="2880"/>
           </w:tcPr>
           <w:p>
-            <w:r/>
             <w:r>
-              <w:rPr>
-                <w:sz w:val="18"/>
-              </w:rPr>
-              <w:t>target_sample_points</w:t>
-            </w:r>
-          </w:p>
-        </w:tc>
-        <w:tc>
-          <w:tcPr>
-            <w:tcW w:type="dxa" w:w="2736"/>
-          </w:tcPr>
-          <w:p>
-            <w:r/>
-            <w:r>
-              <w:rPr>
-                <w:sz w:val="18"/>
-              </w:rPr>
-              <w:t>5000</w:t>
+              <w:t>removed_2026-09-11</w:t>
             </w:r>
           </w:p>
         </w:tc>
@@ -2610,42 +1469,8 @@
             <w:tcW w:type="dxa" w:w="2880"/>
           </w:tcPr>
           <w:p>
-            <w:r/>
             <w:r>
-              <w:rPr>
-                <w:sz w:val="18"/>
-              </w:rPr>
-              <w:t>Muayene hedefi örnek nokta sayısı.</w:t>
-            </w:r>
-          </w:p>
-        </w:tc>
-      </w:tr>
-      <w:tr>
-        <w:tc>
-          <w:tcPr>
-            <w:tcW w:type="dxa" w:w="3744"/>
-          </w:tcPr>
-          <w:p>
-            <w:r/>
-            <w:r>
-              <w:rPr>
-                <w:sz w:val="18"/>
-              </w:rPr>
-              <w:t>cluster_merge_enabled</w:t>
-            </w:r>
-          </w:p>
-        </w:tc>
-        <w:tc>
-          <w:tcPr>
-            <w:tcW w:type="dxa" w:w="2736"/>
-          </w:tcPr>
-          <w:p>
-            <w:r/>
-            <w:r>
-              <w:rPr>
-                <w:sz w:val="18"/>
-              </w:rPr>
-              <w:t>true</w:t>
+              <w:t>vp_014, vp_024</w:t>
             </w:r>
           </w:p>
         </w:tc>
@@ -2654,12 +1479,122 @@
             <w:tcW w:type="dxa" w:w="2880"/>
           </w:tcPr>
           <w:p>
-            <w:r/>
             <w:r>
-              <w:rPr>
-                <w:sz w:val="18"/>
-              </w:rPr>
-              <w:t>Yakın viewpoint’leri birleştir (kapsama-güvenli).</w:t>
+              <w:t>removed by the operator after a real run</w:t>
+            </w:r>
+          </w:p>
+        </w:tc>
+      </w:tr>
+    </w:tbl>
+    <w:p/>
+    <w:p>
+      <w:pPr>
+        <w:pStyle w:val="ListBullet"/>
+      </w:pPr>
+      <w:r>
+        <w:t>Bir bakış-noktası çıkarıldığında onun cache dosyası da plandan alınır: trajectories_removed_&lt;tarih&gt;/ altına taşınır, silinmez.</w:t>
+      </w:r>
+    </w:p>
+    <w:p>
+      <w:pPr>
+        <w:pStyle w:val="ListBullet"/>
+      </w:pPr>
+      <w:r>
+        <w:t>ÖNEMLİ: ardışık bir duraktan biri çıkarıldığında ARDINDAN GELENİN cache'i de bayatlar; çünkü kayıtlı yörünge artık var olmayan bir başlangıç pozundan başlar. Çıkarılan durağın ardılının cache'i de yenilenmelidir.</w:t>
+      </w:r>
+    </w:p>
+    <w:p>
+      <w:pPr>
+        <w:pStyle w:val="ListBullet"/>
+      </w:pPr>
+      <w:r>
+        <w:t>vp_008, kablo kanalı blokları 5 cm yükseltildikten sonra hedef pozunda çarpışmaya düşmüştü; yeni bir IK dalı ile yeniden çözüldü ve komşu geçişleriyle (vp_012 → vp_008 → vp_013) birlikte yeniden planlandı.</w:t>
+      </w:r>
+    </w:p>
+    <w:p>
+      <w:pPr>
+        <w:pStyle w:val="ListBullet"/>
+      </w:pPr>
+      <w:r>
+        <w:t>Cache, URDF ve padding değişikliklerine KÖRDÜR: kayıtlı yol yeni bir engelin içinden geçse bile geçerli sayılır. Hücre geometrisi her değiştiğinde ya force_replan ile yeniden kaydedin ya da ilgili dosyaları elle doğrulayın.</w:t>
+      </w:r>
+    </w:p>
+    <w:p>
+      <w:pPr>
+        <w:pStyle w:val="Heading1"/>
+      </w:pPr>
+      <w:r>
+        <w:t>7. Hücre Geometrisindeki Değişikliklerin Etkisi</w:t>
+      </w:r>
+    </w:p>
+    <w:p>
+      <w:r>
+        <w:t>Eylül 2026'da hücrenin modeline üç ekleme yapıldı ve üçü de bu senaryoyu doğrudan etkiledi: lineer eksenin motor çıkıntısı (20 x 15 x 14 cm kutu), kablo kanalını temsil eden iki bloğun 5 cm yükseltilmesi (üst yüz z = 0.647 m; taşıyıcı braketin alt yüzü z = 0.6524 m) ve bu blokların hücrenin geri kalanıyla aynı griye boyanması. İlk ikisi gerçek hücrede var olan ama modelde bulunmayan engellerdi; modele girdikleri anda bazı kayıtlı yörüngeler ve bir bakış-noktası (vp_008) geçersizleşti. Bu, yukarıdaki cache sözleşmesinin neden yazıldığının somut örneğidir.</w:t>
+      </w:r>
+    </w:p>
+    <w:p>
+      <w:pPr>
+        <w:pStyle w:val="Heading1"/>
+      </w:pPr>
+      <w:r>
+        <w:t>8. Ölçülen Sonuç — Octomap</w:t>
+      </w:r>
+    </w:p>
+    <w:p>
+      <w:r>
+        <w:t>Koşu sırasında her durakta hem gerçek SICK bulutu hem simülasyon bulutu kaydedilir; bunlar dünya çerçevesinde birleştirilip octomap'e çevrilir. Aşağıdaki kaplama şöyle tanımlanmıştır: belief haritasındaki her şasi vokseli 2 cm çözünürlüğe açılır (budanmış 4 cm yapraklar 8 alt voksele bölünür), occupancy haritasının DOLU vokselleri için aynısı yapılır ve kaplama = kesişim / şasi voksel sayısıdır.</w:t>
+      </w:r>
+    </w:p>
+    <w:tbl>
+      <w:tblPr>
+        <w:tblStyle w:val="LightGrid-Accent1"/>
+        <w:tblW w:type="auto" w:w="0"/>
+        <w:tblLook w:firstColumn="1" w:firstRow="1" w:lastColumn="0" w:lastRow="0" w:noHBand="0" w:noVBand="1" w:val="04A0"/>
+      </w:tblPr>
+      <w:tblGrid>
+        <w:gridCol w:w="2160"/>
+        <w:gridCol w:w="2160"/>
+        <w:gridCol w:w="2160"/>
+        <w:gridCol w:w="2160"/>
+      </w:tblGrid>
+      <w:tr>
+        <w:tc>
+          <w:tcPr>
+            <w:tcW w:type="dxa" w:w="2160"/>
+          </w:tcPr>
+          <w:p>
+            <w:r>
+              <w:t>Koşu</w:t>
+            </w:r>
+          </w:p>
+        </w:tc>
+        <w:tc>
+          <w:tcPr>
+            <w:tcW w:type="dxa" w:w="2160"/>
+          </w:tcPr>
+          <w:p>
+            <w:r>
+              <w:t>Şasi vokseli</w:t>
+            </w:r>
+          </w:p>
+        </w:tc>
+        <w:tc>
+          <w:tcPr>
+            <w:tcW w:type="dxa" w:w="2160"/>
+          </w:tcPr>
+          <w:p>
+            <w:r>
+              <w:t>Kaplanan</w:t>
+            </w:r>
+          </w:p>
+        </w:tc>
+        <w:tc>
+          <w:tcPr>
+            <w:tcW w:type="dxa" w:w="2160"/>
+          </w:tcPr>
+          <w:p>
+            <w:r>
+              <w:t>Kaplama</w:t>
             </w:r>
           </w:p>
         </w:tc>
@@ -2667,29 +1602,319 @@
       <w:tr>
         <w:tc>
           <w:tcPr>
-            <w:tcW w:type="dxa" w:w="3744"/>
+            <w:tcW w:type="dxa" w:w="2160"/>
           </w:tcPr>
           <w:p>
-            <w:r/>
             <w:r>
-              <w:rPr>
-                <w:sz w:val="18"/>
-              </w:rPr>
-              <w:t>match_execution_scene</w:t>
+              <w:t>Tek kol — gerçek robot</w:t>
             </w:r>
           </w:p>
         </w:tc>
         <w:tc>
           <w:tcPr>
-            <w:tcW w:type="dxa" w:w="2736"/>
+            <w:tcW w:type="dxa" w:w="2160"/>
           </w:tcPr>
           <w:p>
-            <w:r/>
             <w:r>
-              <w:rPr>
-                <w:sz w:val="18"/>
-              </w:rPr>
-              <w:t>true</w:t>
+              <w:t>15842</w:t>
+            </w:r>
+          </w:p>
+        </w:tc>
+        <w:tc>
+          <w:tcPr>
+            <w:tcW w:type="dxa" w:w="2160"/>
+          </w:tcPr>
+          <w:p>
+            <w:r>
+              <w:t>12881</w:t>
+            </w:r>
+          </w:p>
+        </w:tc>
+        <w:tc>
+          <w:tcPr>
+            <w:tcW w:type="dxa" w:w="2160"/>
+          </w:tcPr>
+          <w:p>
+            <w:r>
+              <w:t>%81.3</w:t>
+            </w:r>
+          </w:p>
+        </w:tc>
+      </w:tr>
+      <w:tr>
+        <w:tc>
+          <w:tcPr>
+            <w:tcW w:type="dxa" w:w="2160"/>
+          </w:tcPr>
+          <w:p>
+            <w:r>
+              <w:t>Tek kol — simülasyon</w:t>
+            </w:r>
+          </w:p>
+        </w:tc>
+        <w:tc>
+          <w:tcPr>
+            <w:tcW w:type="dxa" w:w="2160"/>
+          </w:tcPr>
+          <w:p>
+            <w:r>
+              <w:t>15842</w:t>
+            </w:r>
+          </w:p>
+        </w:tc>
+        <w:tc>
+          <w:tcPr>
+            <w:tcW w:type="dxa" w:w="2160"/>
+          </w:tcPr>
+          <w:p>
+            <w:r>
+              <w:t>14618</w:t>
+            </w:r>
+          </w:p>
+        </w:tc>
+        <w:tc>
+          <w:tcPr>
+            <w:tcW w:type="dxa" w:w="2160"/>
+          </w:tcPr>
+          <w:p>
+            <w:r>
+              <w:t>%92.3</w:t>
+            </w:r>
+          </w:p>
+        </w:tc>
+      </w:tr>
+      <w:tr>
+        <w:tc>
+          <w:tcPr>
+            <w:tcW w:type="dxa" w:w="2160"/>
+          </w:tcPr>
+          <w:p>
+            <w:r>
+              <w:t>İki kol — gerçek robot (karşılaştırma)</w:t>
+            </w:r>
+          </w:p>
+        </w:tc>
+        <w:tc>
+          <w:tcPr>
+            <w:tcW w:type="dxa" w:w="2160"/>
+          </w:tcPr>
+          <w:p>
+            <w:r>
+              <w:t>15842</w:t>
+            </w:r>
+          </w:p>
+        </w:tc>
+        <w:tc>
+          <w:tcPr>
+            <w:tcW w:type="dxa" w:w="2160"/>
+          </w:tcPr>
+          <w:p>
+            <w:r>
+              <w:t>13702</w:t>
+            </w:r>
+          </w:p>
+        </w:tc>
+        <w:tc>
+          <w:tcPr>
+            <w:tcW w:type="dxa" w:w="2160"/>
+          </w:tcPr>
+          <w:p>
+            <w:r>
+              <w:t>%86.5</w:t>
+            </w:r>
+          </w:p>
+        </w:tc>
+      </w:tr>
+    </w:tbl>
+    <w:p/>
+    <w:p>
+      <w:pPr>
+        <w:jc w:val="center"/>
+      </w:pPr>
+      <w:r>
+        <w:drawing>
+          <wp:inline xmlns:a="http://schemas.openxmlformats.org/drawingml/2006/main" xmlns:pic="http://schemas.openxmlformats.org/drawingml/2006/picture">
+            <wp:extent cx="5394960" cy="5382918"/>
+            <wp:docPr id="4" name="Picture 4"/>
+            <wp:cNvGraphicFramePr>
+              <a:graphicFrameLocks noChangeAspect="1"/>
+            </wp:cNvGraphicFramePr>
+            <a:graphic>
+              <a:graphicData uri="http://schemas.openxmlformats.org/drawingml/2006/picture">
+                <pic:pic>
+                  <pic:nvPicPr>
+                    <pic:cNvPr id="0" name="fig_vp_octomap.png"/>
+                    <pic:cNvPicPr/>
+                  </pic:nvPicPr>
+                  <pic:blipFill>
+                    <a:blip r:embed="rId12"/>
+                    <a:stretch>
+                      <a:fillRect/>
+                    </a:stretch>
+                  </pic:blipFill>
+                  <pic:spPr>
+                    <a:xfrm>
+                      <a:off x="0" y="0"/>
+                      <a:ext cx="5394960" cy="5382918"/>
+                    </a:xfrm>
+                    <a:prstGeom prst="rect"/>
+                  </pic:spPr>
+                </pic:pic>
+              </a:graphicData>
+            </a:graphic>
+          </wp:inline>
+        </w:drawing>
+      </w:r>
+    </w:p>
+    <w:p>
+      <w:pPr>
+        <w:jc w:val="center"/>
+      </w:pPr>
+      <w:r>
+        <w:rPr>
+          <w:i/>
+          <w:color w:val="555555"/>
+          <w:sz w:val="17"/>
+        </w:rPr>
+        <w:t>Şekil 4: Tek-kol koşusunun octomap'i. Yeşil vokseller sensörle kaplanan şasi yüzeyi, kırmızılar kaplanmayan. Gerçek ve sim aynı kamera açılarıyla çizilmiştir.</w:t>
+      </w:r>
+    </w:p>
+    <w:p>
+      <w:pPr>
+        <w:jc w:val="center"/>
+      </w:pPr>
+      <w:r>
+        <w:drawing>
+          <wp:inline xmlns:a="http://schemas.openxmlformats.org/drawingml/2006/main" xmlns:pic="http://schemas.openxmlformats.org/drawingml/2006/picture">
+            <wp:extent cx="5394960" cy="2443442"/>
+            <wp:docPr id="5" name="Picture 5"/>
+            <wp:cNvGraphicFramePr>
+              <a:graphicFrameLocks noChangeAspect="1"/>
+            </wp:cNvGraphicFramePr>
+            <a:graphic>
+              <a:graphicData uri="http://schemas.openxmlformats.org/drawingml/2006/picture">
+                <pic:pic>
+                  <pic:nvPicPr>
+                    <pic:cNvPr id="0" name="fig_vp_part_coverage.png"/>
+                    <pic:cNvPicPr/>
+                  </pic:nvPicPr>
+                  <pic:blipFill>
+                    <a:blip r:embed="rId13"/>
+                    <a:stretch>
+                      <a:fillRect/>
+                    </a:stretch>
+                  </pic:blipFill>
+                  <pic:spPr>
+                    <a:xfrm>
+                      <a:off x="0" y="0"/>
+                      <a:ext cx="5394960" cy="2443442"/>
+                    </a:xfrm>
+                    <a:prstGeom prst="rect"/>
+                  </pic:spPr>
+                </pic:pic>
+              </a:graphicData>
+            </a:graphic>
+          </wp:inline>
+        </w:drawing>
+      </w:r>
+    </w:p>
+    <w:p>
+      <w:pPr>
+        <w:jc w:val="center"/>
+      </w:pPr>
+      <w:r>
+        <w:rPr>
+          <w:i/>
+          <w:color w:val="555555"/>
+          <w:sz w:val="17"/>
+        </w:rPr>
+        <w:t>Şekil 5: Parça başına kaplama. Eksik, bütün yüzeye yayılmış bir bozulma değil; birkaç parçada toplanır.</w:t>
+      </w:r>
+    </w:p>
+    <w:p>
+      <w:pPr>
+        <w:jc w:val="center"/>
+      </w:pPr>
+      <w:r>
+        <w:drawing>
+          <wp:inline xmlns:a="http://schemas.openxmlformats.org/drawingml/2006/main" xmlns:pic="http://schemas.openxmlformats.org/drawingml/2006/picture">
+            <wp:extent cx="5394960" cy="2853437"/>
+            <wp:docPr id="6" name="Picture 6"/>
+            <wp:cNvGraphicFramePr>
+              <a:graphicFrameLocks noChangeAspect="1"/>
+            </wp:cNvGraphicFramePr>
+            <a:graphic>
+              <a:graphicData uri="http://schemas.openxmlformats.org/drawingml/2006/picture">
+                <pic:pic>
+                  <pic:nvPicPr>
+                    <pic:cNvPr id="0" name="fig_vp_single_vs_multi.png"/>
+                    <pic:cNvPicPr/>
+                  </pic:nvPicPr>
+                  <pic:blipFill>
+                    <a:blip r:embed="rId14"/>
+                    <a:stretch>
+                      <a:fillRect/>
+                    </a:stretch>
+                  </pic:blipFill>
+                  <pic:spPr>
+                    <a:xfrm>
+                      <a:off x="0" y="0"/>
+                      <a:ext cx="5394960" cy="2853437"/>
+                    </a:xfrm>
+                    <a:prstGeom prst="rect"/>
+                  </pic:spPr>
+                </pic:pic>
+              </a:graphicData>
+            </a:graphic>
+          </wp:inline>
+        </w:drawing>
+      </w:r>
+    </w:p>
+    <w:p>
+      <w:pPr>
+        <w:jc w:val="center"/>
+      </w:pPr>
+      <w:r>
+        <w:rPr>
+          <w:i/>
+          <w:color w:val="555555"/>
+          <w:sz w:val="17"/>
+        </w:rPr>
+        <w:t>Şekil 6: Aynı şasi, aynı ölçüt — solda tek kol, sağda iki kol. İkinci kolun kapattığı kırmızı bölgeler, çok-robot senaryosunun varlık sebebidir.</w:t>
+      </w:r>
+    </w:p>
+    <w:p>
+      <w:r>
+        <w:t>Planlayıcının kaplama tahmini (%59.6) ile octomap kaplaması (%81.3) AYNI ŞEYİ ÖLÇMEZ ve eşleşmeleri beklenmez. Planlayıcı, katı bir sensör modeli altında görülebilir mesh örnek noktalarının kesridir ve muhafazakâr bir tahmindir; octomap ise gerçekte isabet alan voksellerin oranıdır (farklı payda, voksel başına 'herhangi bir isabet').</w:t>
+      </w:r>
+    </w:p>
+    <w:p>
+      <w:pPr>
+        <w:pStyle w:val="Heading1"/>
+      </w:pPr>
+      <w:r>
+        <w:t>9. Bilinen Sınırlar ve Sonraki Adımlar</w:t>
+      </w:r>
+    </w:p>
+    <w:tbl>
+      <w:tblPr>
+        <w:tblStyle w:val="LightGrid-Accent1"/>
+        <w:tblW w:type="auto" w:w="0"/>
+        <w:tblLook w:firstColumn="1" w:firstRow="1" w:lastColumn="0" w:lastRow="0" w:noHBand="0" w:noVBand="1" w:val="04A0"/>
+      </w:tblPr>
+      <w:tblGrid>
+        <w:gridCol w:w="2880"/>
+        <w:gridCol w:w="2880"/>
+        <w:gridCol w:w="2880"/>
+      </w:tblGrid>
+      <w:tr>
+        <w:tc>
+          <w:tcPr>
+            <w:tcW w:type="dxa" w:w="2880"/>
+          </w:tcPr>
+          <w:p>
+            <w:r>
+              <w:t>Konu</w:t>
             </w:r>
           </w:p>
         </w:tc>
@@ -2698,42 +1923,8 @@
             <w:tcW w:type="dxa" w:w="2880"/>
           </w:tcPr>
           <w:p>
-            <w:r/>
             <w:r>
-              <w:rPr>
-                <w:sz w:val="18"/>
-              </w:rPr>
-              <w:t>Plan-zamanı IK sahnesini yürütmeyle eşle.</w:t>
-            </w:r>
-          </w:p>
-        </w:tc>
-      </w:tr>
-      <w:tr>
-        <w:tc>
-          <w:tcPr>
-            <w:tcW w:type="dxa" w:w="3744"/>
-          </w:tcPr>
-          <w:p>
-            <w:r/>
-            <w:r>
-              <w:rPr>
-                <w:sz w:val="18"/>
-              </w:rPr>
-              <w:t>add_ground_plane / ground_plane_z</w:t>
-            </w:r>
-          </w:p>
-        </w:tc>
-        <w:tc>
-          <w:tcPr>
-            <w:tcW w:type="dxa" w:w="2736"/>
-          </w:tcPr>
-          <w:p>
-            <w:r/>
-            <w:r>
-              <w:rPr>
-                <w:sz w:val="18"/>
-              </w:rPr>
-              <w:t>true / −0.02</w:t>
+              <w:t>Durum</w:t>
             </w:r>
           </w:p>
         </w:tc>
@@ -2742,12 +1933,8 @@
             <w:tcW w:type="dxa" w:w="2880"/>
           </w:tcPr>
           <w:p>
-            <w:r/>
             <w:r>
-              <w:rPr>
-                <w:sz w:val="18"/>
-              </w:rPr>
-              <w:t>Zemin çarpışma kutusu.</w:t>
+              <w:t>Öneri</w:t>
             </w:r>
           </w:p>
         </w:tc>
@@ -2755,29 +1942,11 @@
       <w:tr>
         <w:tc>
           <w:tcPr>
-            <w:tcW w:type="dxa" w:w="3744"/>
+            <w:tcW w:type="dxa" w:w="2880"/>
           </w:tcPr>
           <w:p>
-            <w:r/>
             <w:r>
-              <w:rPr>
-                <w:sz w:val="18"/>
-              </w:rPr>
-              <w:t>collision_padding</w:t>
-            </w:r>
-          </w:p>
-        </w:tc>
-        <w:tc>
-          <w:tcPr>
-            <w:tcW w:type="dxa" w:w="2736"/>
-          </w:tcPr>
-          <w:p>
-            <w:r/>
-            <w:r>
-              <w:rPr>
-                <w:sz w:val="18"/>
-              </w:rPr>
-              <w:t>0.03</w:t>
+              <w:t>Şasinin karşı yüzü</w:t>
             </w:r>
           </w:p>
         </w:tc>
@@ -2786,42 +1955,8 @@
             <w:tcW w:type="dxa" w:w="2880"/>
           </w:tcPr>
           <w:p>
-            <w:r/>
             <w:r>
-              <w:rPr>
-                <w:sz w:val="18"/>
-              </w:rPr>
-              <w:t>Kol link’lerine güvenlik payı (m).</w:t>
-            </w:r>
-          </w:p>
-        </w:tc>
-      </w:tr>
-      <w:tr>
-        <w:tc>
-          <w:tcPr>
-            <w:tcW w:type="dxa" w:w="3744"/>
-          </w:tcPr>
-          <w:p>
-            <w:r/>
-            <w:r>
-              <w:rPr>
-                <w:sz w:val="18"/>
-              </w:rPr>
-              <w:t>order_by_proximity</w:t>
-            </w:r>
-          </w:p>
-        </w:tc>
-        <w:tc>
-          <w:tcPr>
-            <w:tcW w:type="dxa" w:w="2736"/>
-          </w:tcPr>
-          <w:p>
-            <w:r/>
-            <w:r>
-              <w:rPr>
-                <w:sz w:val="18"/>
-              </w:rPr>
-              <w:t>true</w:t>
+              <w:t>Bu senaryo için erişilemez (ray tek tarafta)</w:t>
             </w:r>
           </w:p>
         </w:tc>
@@ -2830,12 +1965,8 @@
             <w:tcW w:type="dxa" w:w="2880"/>
           </w:tcPr>
           <w:p>
-            <w:r/>
             <w:r>
-              <w:rPr>
-                <w:sz w:val="18"/>
-              </w:rPr>
-              <w:t>Viewpoint’leri kısa gezme yoluna sırala.</w:t>
+              <w:t>İki kollu senaryo; ölçülen kazanç bölüm 8'de</w:t>
             </w:r>
           </w:p>
         </w:tc>
@@ -2843,29 +1974,11 @@
       <w:tr>
         <w:tc>
           <w:tcPr>
-            <w:tcW w:type="dxa" w:w="3744"/>
+            <w:tcW w:type="dxa" w:w="2880"/>
           </w:tcPr>
           <w:p>
-            <w:r/>
             <w:r>
-              <w:rPr>
-                <w:sz w:val="18"/>
-              </w:rPr>
-              <w:t>ur_group_name / ur_tool_frame</w:t>
-            </w:r>
-          </w:p>
-        </w:tc>
-        <w:tc>
-          <w:tcPr>
-            <w:tcW w:type="dxa" w:w="2736"/>
-          </w:tcPr>
-          <w:p>
-            <w:r/>
-            <w:r>
-              <w:rPr>
-                <w:sz w:val="18"/>
-              </w:rPr>
-              <w:t>real_ur10e / ur10e_depth_optical_frame</w:t>
+              <w:t>Atlanan bakış-noktaları</w:t>
             </w:r>
           </w:p>
         </w:tc>
@@ -2874,209 +1987,171 @@
             <w:tcW w:type="dxa" w:w="2880"/>
           </w:tcPr>
           <w:p>
-            <w:r/>
             <w:r>
-              <w:rPr>
-                <w:sz w:val="18"/>
-              </w:rPr>
-              <w:t>MoveIt grubu ve IK ucu.</w:t>
+              <w:t>vp_032, vp_030 zincire bağlanamadı</w:t>
+            </w:r>
+          </w:p>
+        </w:tc>
+        <w:tc>
+          <w:tcPr>
+            <w:tcW w:type="dxa" w:w="2880"/>
+          </w:tcPr>
+          <w:p>
+            <w:r>
+              <w:t>Farklı IK dalı ile yeniden denemek veya pozu biraz kaydırmak</w:t>
+            </w:r>
+          </w:p>
+        </w:tc>
+      </w:tr>
+      <w:tr>
+        <w:tc>
+          <w:tcPr>
+            <w:tcW w:type="dxa" w:w="2880"/>
+          </w:tcPr>
+          <w:p>
+            <w:r>
+              <w:t>Cache geçerliliği</w:t>
+            </w:r>
+          </w:p>
+        </w:tc>
+        <w:tc>
+          <w:tcPr>
+            <w:tcW w:type="dxa" w:w="2880"/>
+          </w:tcPr>
+          <w:p>
+            <w:r>
+              <w:t>URDF/padding değişikliğine kör</w:t>
+            </w:r>
+          </w:p>
+        </w:tc>
+        <w:tc>
+          <w:tcPr>
+            <w:tcW w:type="dxa" w:w="2880"/>
+          </w:tcPr>
+          <w:p>
+            <w:r>
+              <w:t>Plan dosyasındaki ik_scene damgasını cache ile karşılaştıran bir denetim</w:t>
+            </w:r>
+          </w:p>
+        </w:tc>
+      </w:tr>
+      <w:tr>
+        <w:tc>
+          <w:tcPr>
+            <w:tcW w:type="dxa" w:w="2880"/>
+          </w:tcPr>
+          <w:p>
+            <w:r>
+              <w:t>Alt raylar ve ayaklar</w:t>
+            </w:r>
+          </w:p>
+        </w:tc>
+        <w:tc>
+          <w:tcPr>
+            <w:tcW w:type="dxa" w:w="2880"/>
+          </w:tcPr>
+          <w:p>
+            <w:r>
+              <w:t>Gerçek robotta en düşük kaplama orada</w:t>
+            </w:r>
+          </w:p>
+        </w:tc>
+        <w:tc>
+          <w:tcPr>
+            <w:tcW w:type="dxa" w:w="2880"/>
+          </w:tcPr>
+          <w:p>
+            <w:r>
+              <w:t>Bu bölge için özel bakış-noktası üretimi; padding'i bölgeye göre gevşetmek</w:t>
+            </w:r>
+          </w:p>
+        </w:tc>
+      </w:tr>
+      <w:tr>
+        <w:tc>
+          <w:tcPr>
+            <w:tcW w:type="dxa" w:w="2880"/>
+          </w:tcPr>
+          <w:p>
+            <w:r>
+              <w:t>Plan-zamanı kaplama tahmini</w:t>
+            </w:r>
+          </w:p>
+        </w:tc>
+        <w:tc>
+          <w:tcPr>
+            <w:tcW w:type="dxa" w:w="2880"/>
+          </w:tcPr>
+          <w:p>
+            <w:r>
+              <w:t>Elle düzenlemelerden sonra yaklaşık</w:t>
+            </w:r>
+          </w:p>
+        </w:tc>
+        <w:tc>
+          <w:tcPr>
+            <w:tcW w:type="dxa" w:w="2880"/>
+          </w:tcPr>
+          <w:p>
+            <w:r>
+              <w:t>Düzenlemeden sonra kaplamayı yeniden hesaplayan küçük bir araç</w:t>
             </w:r>
           </w:p>
         </w:tc>
       </w:tr>
     </w:tbl>
-    <w:p>
-      <w:pPr>
-        <w:spacing w:after="40"/>
-      </w:pPr>
-    </w:p>
+    <w:p/>
     <w:p>
       <w:pPr>
         <w:pStyle w:val="Heading1"/>
       </w:pPr>
       <w:r>
-        <w:rPr>
-          <w:color w:val="1F4E79"/>
-        </w:rPr>
-        <w:t>7. Bilinen Sınırlamalar ve Tasarım Kararları</w:t>
+        <w:t>10. Çalıştırma ve Yeniden Üretme</w:t>
       </w:r>
     </w:p>
     <w:p>
       <w:pPr>
-        <w:pStyle w:val="ListBullet"/>
-        <w:spacing w:after="40"/>
+        <w:spacing w:after="160"/>
       </w:pPr>
-      <w:r/>
       <w:r>
         <w:rPr>
-          <w:b/>
+          <w:rFonts w:ascii="Consolas" w:hAnsi="Consolas"/>
+          <w:sz w:val="17"/>
         </w:rPr>
-        <w:t>Kapsama tavanı reachability-bound:</w:t>
+        <w:t># plan üretimi (planlayıcı düğümü)</w:t>
+        <w:br/>
+        <w:t>ros2 launch viewpoint_planner viewpoint_planning.launch.py</w:t>
+        <w:br/>
+        <w:br/>
+        <w:t># muayene turu (gerçek robot; HIL ayakta olmalı)</w:t>
+        <w:br/>
+        <w:t>ros2 launch viewpoint_planner inspection_execution.launch.py only_sim:=false</w:t>
+        <w:br/>
+        <w:br/>
+        <w:t># kayıtlı yörüngeleri yok sayıp yeniden kaydet</w:t>
+        <w:br/>
+        <w:t>ros2 launch viewpoint_planner inspection_execution.launch.py force_replan:=true</w:t>
       </w:r>
+    </w:p>
+    <w:p>
       <w:r>
-        <w:t xml:space="preserve"> Şase geometrik olarak ~%91 kapsanabilir olsa da, tek Y-rayı üzerindeki UR10e informatif pozların çoğuna erişemez; ulaşılabilir kapsama ~%72 civarındadır (per-sorgu IK reddi ~%98). Bu, çok-robotlu (UR10e + Kawasaki) senaryonun asıl motivasyonudur.</w:t>
+        <w:t>Arayüzden 'UR10e Inspection Scenario' düğmesi aynı komutu kurar; use_fake_hardware kapalıyken only_sim:=false olarak geçer, yani gerçek SICK bulutları da kaydedilir.</w:t>
       </w:r>
     </w:p>
     <w:p>
       <w:pPr>
-        <w:pStyle w:val="ListBullet"/>
-        <w:spacing w:after="40"/>
-      </w:pPr>
-      <w:r/>
-      <w:r>
-        <w:rPr>
-          <w:b/>
-        </w:rPr>
-        <w:t>Marjinal kazanç tabanı</w:t>
-      </w:r>
-      <w:r>
-        <w:t xml:space="preserve"> verimsiz kuyruğu keserek bu ulaşılabilir kapsamayı EN AZ sayıda verimli durakla teslim eder — 30 gibi keyfi bir tavan yerine geometriden çıkan bir sayı.</w:t>
-      </w:r>
-    </w:p>
-    <w:p>
-      <w:pPr>
-        <w:pStyle w:val="ListBullet"/>
-        <w:spacing w:after="40"/>
-      </w:pPr>
-      <w:r/>
-      <w:r>
-        <w:rPr>
-          <w:b/>
-        </w:rPr>
-        <w:t>pick_ik zorunlu:</w:t>
-      </w:r>
-      <w:r>
-        <w:t xml:space="preserve"> kinematics.yaml’de ur10e grupları pick_ik/PickIkPlugin kullanmalıdır; stok KDL@5 ms’e gerilerse sonuçlar çöker (plan-zamanı 0.1 s IK ile tutarsızlık). </w:t>
-      </w:r>
-    </w:p>
-    <w:p>
-      <w:pPr>
-        <w:pStyle w:val="ListBullet"/>
-        <w:spacing w:after="40"/>
-      </w:pPr>
-      <w:r/>
-      <w:r>
-        <w:rPr>
-          <w:b/>
-        </w:rPr>
-        <w:t>Plan-zamanı link padding zaafı (açık):</w:t>
-      </w:r>
-      <w:r>
-        <w:t xml:space="preserve"> Plan sırasında /get_planning_scene bazen 0 adet ur10e_ link döndürür; bu durumda plan-zamanı IK padding’siz koşar (yalnızca ground plane uygulanır). Yürütme tarafında padding tam çalışır.</w:t>
-      </w:r>
-    </w:p>
-    <w:p>
-      <w:pPr>
-        <w:pStyle w:val="ListBullet"/>
-        <w:spacing w:after="40"/>
-      </w:pPr>
-      <w:r/>
-      <w:r>
-        <w:rPr>
-          <w:b/>
-        </w:rPr>
-        <w:t>Config git-izli değil:</w:t>
-      </w:r>
-      <w:r>
-        <w:t xml:space="preserve"> kinematics.yaml / ompl_planning.yaml install kopyaları düz dosyadır; düzenledikten sonra colcon build şarttır.</w:t>
-      </w:r>
-    </w:p>
-    <w:p>
-      <w:pPr>
-        <w:pStyle w:val="Heading1"/>
-      </w:pPr>
-      <w:r>
-        <w:rPr>
-          <w:color w:val="1F4E79"/>
-        </w:rPr>
-        <w:t>8. Çalıştırma Talimatları</w:t>
-      </w:r>
-    </w:p>
-    <w:p>
-      <w:pPr>
-        <w:spacing w:after="120"/>
-      </w:pPr>
-      <w:r>
-        <w:rPr>
-          <w:b/>
-          <w:i w:val="0"/>
-        </w:rPr>
-        <w:t>Planlama (Faz 1):</w:t>
-      </w:r>
-    </w:p>
-    <w:p>
-      <w:pPr>
-        <w:spacing w:before="80" w:after="160"/>
-        <w:ind w:left="288"/>
-        <w:shd w:val="clear" w:color="auto" w:fill="F2F2F2"/>
+        <w:spacing w:after="160"/>
       </w:pPr>
       <w:r>
         <w:rPr>
           <w:rFonts w:ascii="Consolas" w:hAnsi="Consolas"/>
-          <w:sz w:val="18"/>
+          <w:sz w:val="17"/>
         </w:rPr>
-        <w:t>ros2 launch viewpoint_planner viewpoint_planning.launch.py</w:t>
+        <w:t>cd ~/colcon_ws/src/viewpoint_planner</w:t>
         <w:br/>
-        <w:t># ayrı bir terminalde planı tetikle:</w:t>
+        <w:t>python3 docs/figur_uret.py     # fig_vp_*.png</w:t>
         <w:br/>
-        <w:t>ros2 service call /viewpoint_planner_node/plan std_srvs/srv/Trigger {}</w:t>
-      </w:r>
-    </w:p>
-    <w:p>
-      <w:pPr>
-        <w:spacing w:after="120"/>
-      </w:pPr>
-      <w:r>
-        <w:rPr>
-          <w:b/>
-          <w:i w:val="0"/>
-        </w:rPr>
-        <w:t>Yürütme (Faz 2):</w:t>
-      </w:r>
-    </w:p>
-    <w:p>
-      <w:pPr>
-        <w:spacing w:before="80" w:after="160"/>
-        <w:ind w:left="288"/>
-        <w:shd w:val="clear" w:color="auto" w:fill="F2F2F2"/>
-      </w:pPr>
-      <w:r>
-        <w:rPr>
-          <w:rFonts w:ascii="Consolas" w:hAnsi="Consolas"/>
-          <w:sz w:val="18"/>
-        </w:rPr>
-        <w:t># yalnızca sim:</w:t>
-        <w:br/>
-        <w:t>ros2 launch viewpoint_planner inspection_execution.launch.py</w:t>
-        <w:br/>
-        <w:t># gerçek + sim birlikte:</w:t>
-        <w:br/>
-        <w:t>ros2 launch viewpoint_planner inspection_execution.launch.py only_sim:=false</w:t>
-      </w:r>
-    </w:p>
-    <w:p>
-      <w:pPr>
-        <w:spacing w:after="120"/>
-      </w:pPr>
-      <w:r>
-        <w:rPr>
-          <w:b w:val="0"/>
-          <w:i w:val="0"/>
-        </w:rPr>
-        <w:t>Plan dosyası artık pakete aittir: viewpoint_planner/plans/viewpoint_plan.json.</w:t>
-      </w:r>
-    </w:p>
-    <w:p/>
-    <w:p>
-      <w:pPr>
-        <w:jc w:val="center"/>
-      </w:pPr>
-      <w:r>
-        <w:rPr>
-          <w:i/>
-          <w:color w:val="808080"/>
-        </w:rPr>
-        <w:t>— Rapor sonu —</w:t>
+        <w:t>python3 docs/rapor_uret.py     # viewpoint_planner_teknik_rapor.docx</w:t>
       </w:r>
     </w:p>
     <w:sectPr>
@@ -3452,10 +2527,6 @@
     <w:name w:val="Normal"/>
     <w:qFormat/>
     <w:rsid w:val="00FC693F"/>
-    <w:rPr>
-      <w:rFonts w:ascii="Calibri" w:hAnsi="Calibri"/>
-      <w:sz w:val="21"/>
-    </w:rPr>
   </w:style>
   <w:style w:type="paragraph" w:styleId="Header">
     <w:name w:val="header"/>
